--- a/public/report_templates/creditos/clientes/rptPagareFianza.docx
+++ b/public/report_templates/creditos/clientes/rptPagareFianza.docx
@@ -1,6 +1,6 @@
 
 <file path=word/document.xml><?xml version="1.0" encoding="utf-8"?>
-<w:document xmlns:wpc="http://schemas.microsoft.com/office/word/2010/wordprocessingCanvas" xmlns:cx="http://schemas.microsoft.com/office/drawing/2014/chartex" xmlns:cx1="http://schemas.microsoft.com/office/drawing/2015/9/8/chartex" xmlns:cx2="http://schemas.microsoft.com/office/drawing/2015/10/21/chartex" xmlns:cx3="http://schemas.microsoft.com/office/drawing/2016/5/9/chartex" xmlns:cx4="http://schemas.microsoft.com/office/drawing/2016/5/10/chartex" xmlns:cx5="http://schemas.microsoft.com/office/drawing/2016/5/11/chartex" xmlns:cx6="http://schemas.microsoft.com/office/drawing/2016/5/12/chartex" xmlns:cx7="http://schemas.microsoft.com/office/drawing/2016/5/13/chartex" xmlns:cx8="http://schemas.microsoft.com/office/drawing/2016/5/14/chartex" xmlns:mc="http://schemas.openxmlformats.org/markup-compatibility/2006" xmlns:aink="http://schemas.microsoft.com/office/drawing/2016/ink" xmlns:am3d="http://schemas.microsoft.com/office/drawing/2017/model3d" xmlns:o="urn:schemas-microsoft-com:office:office" xmlns:r="http://schemas.openxmlformats.org/officeDocument/2006/relationships" xmlns:m="http://schemas.openxmlformats.org/officeDocument/2006/math" xmlns:v="urn:schemas-microsoft-com:vml" xmlns:wp14="http://schemas.microsoft.com/office/word/2010/wordprocessingDrawing" xmlns:wp="http://schemas.openxmlformats.org/drawingml/2006/wordprocessingDrawing" xmlns:w10="urn:schemas-microsoft-com:office:word" xmlns:w="http://schemas.openxmlformats.org/wordprocessingml/2006/main" xmlns:w14="http://schemas.microsoft.com/office/word/2010/wordml" xmlns:w15="http://schemas.microsoft.com/office/word/2012/wordml" xmlns:w16cex="http://schemas.microsoft.com/office/word/2018/wordml/cex" xmlns:w16cid="http://schemas.microsoft.com/office/word/2016/wordml/cid" xmlns:w16="http://schemas.microsoft.com/office/word/2018/wordml" xmlns:w16sdtdh="http://schemas.microsoft.com/office/word/2020/wordml/sdtdatahash" xmlns:w16se="http://schemas.microsoft.com/office/word/2015/wordml/symex" xmlns:wpg="http://schemas.microsoft.com/office/word/2010/wordprocessingGroup" xmlns:wpi="http://schemas.microsoft.com/office/word/2010/wordprocessingInk" xmlns:wne="http://schemas.microsoft.com/office/word/2006/wordml" xmlns:wps="http://schemas.microsoft.com/office/word/2010/wordprocessingShape" mc:Ignorable="w14 w15 w16se w16cid w16 w16cex w16sdtdh wp14">
+<w:document xmlns:wpc="http://schemas.microsoft.com/office/word/2010/wordprocessingCanvas" xmlns:cx="http://schemas.microsoft.com/office/drawing/2014/chartex" xmlns:cx1="http://schemas.microsoft.com/office/drawing/2015/9/8/chartex" xmlns:cx2="http://schemas.microsoft.com/office/drawing/2015/10/21/chartex" xmlns:cx3="http://schemas.microsoft.com/office/drawing/2016/5/9/chartex" xmlns:cx4="http://schemas.microsoft.com/office/drawing/2016/5/10/chartex" xmlns:cx5="http://schemas.microsoft.com/office/drawing/2016/5/11/chartex" xmlns:cx6="http://schemas.microsoft.com/office/drawing/2016/5/12/chartex" xmlns:cx7="http://schemas.microsoft.com/office/drawing/2016/5/13/chartex" xmlns:cx8="http://schemas.microsoft.com/office/drawing/2016/5/14/chartex" xmlns:mc="http://schemas.openxmlformats.org/markup-compatibility/2006" xmlns:aink="http://schemas.microsoft.com/office/drawing/2016/ink" xmlns:am3d="http://schemas.microsoft.com/office/drawing/2017/model3d" xmlns:o="urn:schemas-microsoft-com:office:office" xmlns:oel="http://schemas.microsoft.com/office/2019/extlst" xmlns:r="http://schemas.openxmlformats.org/officeDocument/2006/relationships" xmlns:m="http://schemas.openxmlformats.org/officeDocument/2006/math" xmlns:v="urn:schemas-microsoft-com:vml" xmlns:wp14="http://schemas.microsoft.com/office/word/2010/wordprocessingDrawing" xmlns:wp="http://schemas.openxmlformats.org/drawingml/2006/wordprocessingDrawing" xmlns:w10="urn:schemas-microsoft-com:office:word" xmlns:w="http://schemas.openxmlformats.org/wordprocessingml/2006/main" xmlns:w14="http://schemas.microsoft.com/office/word/2010/wordml" xmlns:w15="http://schemas.microsoft.com/office/word/2012/wordml" xmlns:w16cex="http://schemas.microsoft.com/office/word/2018/wordml/cex" xmlns:w16cid="http://schemas.microsoft.com/office/word/2016/wordml/cid" xmlns:w16="http://schemas.microsoft.com/office/word/2018/wordml" xmlns:w16sdtdh="http://schemas.microsoft.com/office/word/2020/wordml/sdtdatahash" xmlns:w16se="http://schemas.microsoft.com/office/word/2015/wordml/symex" xmlns:wpg="http://schemas.microsoft.com/office/word/2010/wordprocessingGroup" xmlns:wpi="http://schemas.microsoft.com/office/word/2010/wordprocessingInk" xmlns:wne="http://schemas.microsoft.com/office/word/2006/wordml" xmlns:wps="http://schemas.microsoft.com/office/word/2010/wordprocessingShape" mc:Ignorable="w14 w15 w16se w16cid w16 w16cex w16sdtdh wp14">
   <w:body>
     <w:p>
       <w:pPr>
@@ -286,6 +286,349 @@
     </w:p>
     <w:p>
       <w:pPr>
+        <w:ind w:right="6"/>
+        <w:jc w:val="both"/>
+        <w:rPr>
+          <w:rFonts w:ascii="DejaVu Sans Light" w:hAnsi="DejaVu Sans Light" w:cs="DejaVu Sans Light"/>
+          <w:sz w:val="18"/>
+          <w:szCs w:val="18"/>
+        </w:rPr>
+      </w:pPr>
+      <w:r>
+        <w:rPr>
+          <w:rFonts w:ascii="DejaVu Sans Light" w:hAnsi="DejaVu Sans Light" w:cs="DejaVu Sans Light"/>
+          <w:sz w:val="18"/>
+          <w:szCs w:val="18"/>
+        </w:rPr>
+        <w:t xml:space="preserve">Valor recibido a mi/nuestra entera satisfacción, y que me obligo/nos obligamos a devolver en la misma moneda y en el plazo y vencimiento pactados, para cuyo fiel y exacto cumplimiento obligo/obligamos todos mis/nuestros bienes habidos y por haber, quedando estipulado que además de la cantidad expresada abonare/abonaremos un interés compensatorio, según Articulo 1242 y 1249 del Código Civil expresado en interés(tasa nominal) ............ en las oficinas de </w:t>
+      </w:r>
+      <w:r>
+        <w:rPr>
+          <w:rFonts w:ascii="DejaVu Sans Light" w:hAnsi="DejaVu Sans Light" w:cs="DejaVu Sans Light"/>
+          <w:b/>
+          <w:bCs/>
+          <w:color w:val="000000" w:themeColor="text1"/>
+          <w:sz w:val="18"/>
+          <w:szCs w:val="18"/>
+        </w:rPr>
+        <w:t>${</w:t>
+      </w:r>
+      <w:proofErr w:type="spellStart"/>
+      <w:r>
+        <w:rPr>
+          <w:rFonts w:ascii="DejaVu Sans Light" w:hAnsi="DejaVu Sans Light" w:cs="DejaVu Sans Light"/>
+          <w:b/>
+          <w:bCs/>
+          <w:color w:val="000000" w:themeColor="text1"/>
+          <w:sz w:val="18"/>
+          <w:szCs w:val="18"/>
+        </w:rPr>
+        <w:t>empresa_nombre</w:t>
+      </w:r>
+      <w:proofErr w:type="spellEnd"/>
+      <w:r>
+        <w:rPr>
+          <w:rFonts w:ascii="DejaVu Sans Light" w:hAnsi="DejaVu Sans Light" w:cs="DejaVu Sans Light"/>
+          <w:b/>
+          <w:bCs/>
+          <w:color w:val="000000" w:themeColor="text1"/>
+          <w:sz w:val="18"/>
+          <w:szCs w:val="18"/>
+        </w:rPr>
+        <w:t>}</w:t>
+      </w:r>
+      <w:r>
+        <w:rPr>
+          <w:rFonts w:ascii="DejaVu Sans Light" w:hAnsi="DejaVu Sans Light" w:cs="DejaVu Sans Light"/>
+          <w:sz w:val="18"/>
+          <w:szCs w:val="18"/>
+        </w:rPr>
+        <w:t xml:space="preserve"> o en el lugar designado para el cumplimento de la obligación y si no efectuase/efectuamos los pagos al vencimiento pactado, abonare/abonaremos además del interés compensatorio pactado (tasa nominal) el…….del interés moratorio (expresado en interés simple) según el artículo 1246 y 1249 del Código Civil por todo el tiempo que demore su pago. Asimismo, pagare/pagaremos además de los intereses y comisiones los gastos administrativos, notariales y judiciales si es que los hubiera. Las tasas de interés, gastos y comisiones están sujetas a variación de acuerdo a condiciones de mercado. Estas modificaciones se comunicarán al cliente conforme a ley.</w:t>
+      </w:r>
+    </w:p>
+    <w:p>
+      <w:pPr>
+        <w:ind w:right="6"/>
+        <w:jc w:val="both"/>
+        <w:rPr>
+          <w:rFonts w:ascii="DejaVu Sans Light" w:hAnsi="DejaVu Sans Light" w:cs="DejaVu Sans Light"/>
+          <w:sz w:val="18"/>
+          <w:szCs w:val="18"/>
+        </w:rPr>
+      </w:pPr>
+      <w:r>
+        <w:rPr>
+          <w:rFonts w:ascii="DejaVu Sans Light" w:hAnsi="DejaVu Sans Light" w:cs="DejaVu Sans Light"/>
+          <w:sz w:val="18"/>
+          <w:szCs w:val="18"/>
+        </w:rPr>
+        <w:t xml:space="preserve">Queda convenido que si no efectuase/efectuásemos el pago al vencimiento pactado, </w:t>
+      </w:r>
+      <w:r>
+        <w:rPr>
+          <w:rFonts w:ascii="DejaVu Sans Light" w:hAnsi="DejaVu Sans Light" w:cs="DejaVu Sans Light"/>
+          <w:b/>
+          <w:bCs/>
+          <w:color w:val="000000" w:themeColor="text1"/>
+          <w:sz w:val="18"/>
+          <w:szCs w:val="18"/>
+        </w:rPr>
+        <w:t>${</w:t>
+      </w:r>
+      <w:proofErr w:type="spellStart"/>
+      <w:r>
+        <w:rPr>
+          <w:rFonts w:ascii="DejaVu Sans Light" w:hAnsi="DejaVu Sans Light" w:cs="DejaVu Sans Light"/>
+          <w:b/>
+          <w:bCs/>
+          <w:color w:val="000000" w:themeColor="text1"/>
+          <w:sz w:val="18"/>
+          <w:szCs w:val="18"/>
+        </w:rPr>
+        <w:t>empresa_nombre</w:t>
+      </w:r>
+      <w:proofErr w:type="spellEnd"/>
+      <w:r>
+        <w:rPr>
+          <w:rFonts w:ascii="DejaVu Sans Light" w:hAnsi="DejaVu Sans Light" w:cs="DejaVu Sans Light"/>
+          <w:b/>
+          <w:bCs/>
+          <w:color w:val="000000" w:themeColor="text1"/>
+          <w:sz w:val="18"/>
+          <w:szCs w:val="18"/>
+        </w:rPr>
+        <w:t>}</w:t>
+      </w:r>
+      <w:r>
+        <w:rPr>
+          <w:rFonts w:ascii="DejaVu Sans Light" w:hAnsi="DejaVu Sans Light" w:cs="DejaVu Sans Light"/>
+          <w:sz w:val="18"/>
+          <w:szCs w:val="18"/>
+        </w:rPr>
+        <w:t xml:space="preserve"> podrá ejercitar las correspondientes acciones de cobranza judicial a fin de hacer efectivo lo que adeudo/adeudamos. </w:t>
+      </w:r>
+    </w:p>
+    <w:p>
+      <w:pPr>
+        <w:ind w:right="6"/>
+        <w:jc w:val="both"/>
+        <w:rPr>
+          <w:rFonts w:ascii="DejaVu Sans Light" w:hAnsi="DejaVu Sans Light" w:cs="DejaVu Sans Light"/>
+          <w:sz w:val="18"/>
+          <w:szCs w:val="18"/>
+        </w:rPr>
+      </w:pPr>
+      <w:r>
+        <w:rPr>
+          <w:rFonts w:ascii="DejaVu Sans Light" w:hAnsi="DejaVu Sans Light" w:cs="DejaVu Sans Light"/>
+          <w:sz w:val="18"/>
+          <w:szCs w:val="18"/>
+        </w:rPr>
+        <w:t>El presente pagaré se acoge a la Cláusula de Liberación del Protesto, según el artículo N° 52 de la ley de Titulo Valores N° 27287, no requiere ser protestado por la falta de pago.</w:t>
+      </w:r>
+    </w:p>
+    <w:p>
+      <w:pPr>
+        <w:ind w:right="6"/>
+        <w:jc w:val="both"/>
+        <w:rPr>
+          <w:rFonts w:ascii="DejaVu Sans Light" w:hAnsi="DejaVu Sans Light" w:cs="DejaVu Sans Light"/>
+          <w:sz w:val="18"/>
+          <w:szCs w:val="18"/>
+        </w:rPr>
+      </w:pPr>
+      <w:r>
+        <w:rPr>
+          <w:rFonts w:ascii="DejaVu Sans Light" w:hAnsi="DejaVu Sans Light" w:cs="DejaVu Sans Light"/>
+          <w:sz w:val="18"/>
+          <w:szCs w:val="18"/>
+        </w:rPr>
+        <w:t xml:space="preserve">Conforme a lo establecido en el artículo 132 inciso 11 de la ley N° 26702, el (los) deudo(es) faculta(n) expresamente e irrevocablemente a </w:t>
+      </w:r>
+      <w:r>
+        <w:rPr>
+          <w:rFonts w:ascii="DejaVu Sans Light" w:hAnsi="DejaVu Sans Light" w:cs="DejaVu Sans Light"/>
+          <w:b/>
+          <w:bCs/>
+          <w:color w:val="000000" w:themeColor="text1"/>
+          <w:sz w:val="18"/>
+          <w:szCs w:val="18"/>
+        </w:rPr>
+        <w:t>${</w:t>
+      </w:r>
+      <w:proofErr w:type="spellStart"/>
+      <w:r>
+        <w:rPr>
+          <w:rFonts w:ascii="DejaVu Sans Light" w:hAnsi="DejaVu Sans Light" w:cs="DejaVu Sans Light"/>
+          <w:b/>
+          <w:bCs/>
+          <w:color w:val="000000" w:themeColor="text1"/>
+          <w:sz w:val="18"/>
+          <w:szCs w:val="18"/>
+        </w:rPr>
+        <w:t>empresa_nombre</w:t>
+      </w:r>
+      <w:proofErr w:type="spellEnd"/>
+      <w:r>
+        <w:rPr>
+          <w:rFonts w:ascii="DejaVu Sans Light" w:hAnsi="DejaVu Sans Light" w:cs="DejaVu Sans Light"/>
+          <w:b/>
+          <w:bCs/>
+          <w:color w:val="000000" w:themeColor="text1"/>
+          <w:sz w:val="18"/>
+          <w:szCs w:val="18"/>
+        </w:rPr>
+        <w:t>}</w:t>
+      </w:r>
+      <w:r>
+        <w:rPr>
+          <w:rFonts w:ascii="DejaVu Sans Light" w:hAnsi="DejaVu Sans Light" w:cs="DejaVu Sans Light"/>
+          <w:sz w:val="18"/>
+          <w:szCs w:val="18"/>
+        </w:rPr>
+        <w:t xml:space="preserve"> a compensar sus acreencias con los activos que mantenga(n) el(los) deudor(es) en </w:t>
+      </w:r>
+      <w:r>
+        <w:rPr>
+          <w:rFonts w:ascii="DejaVu Sans Light" w:hAnsi="DejaVu Sans Light" w:cs="DejaVu Sans Light"/>
+          <w:b/>
+          <w:bCs/>
+          <w:color w:val="000000" w:themeColor="text1"/>
+          <w:sz w:val="18"/>
+          <w:szCs w:val="18"/>
+        </w:rPr>
+        <w:t>${</w:t>
+      </w:r>
+      <w:proofErr w:type="spellStart"/>
+      <w:r>
+        <w:rPr>
+          <w:rFonts w:ascii="DejaVu Sans Light" w:hAnsi="DejaVu Sans Light" w:cs="DejaVu Sans Light"/>
+          <w:b/>
+          <w:bCs/>
+          <w:color w:val="000000" w:themeColor="text1"/>
+          <w:sz w:val="18"/>
+          <w:szCs w:val="18"/>
+        </w:rPr>
+        <w:t>empresa_nombre</w:t>
+      </w:r>
+      <w:proofErr w:type="spellEnd"/>
+      <w:r>
+        <w:rPr>
+          <w:rFonts w:ascii="DejaVu Sans Light" w:hAnsi="DejaVu Sans Light" w:cs="DejaVu Sans Light"/>
+          <w:b/>
+          <w:bCs/>
+          <w:color w:val="000000" w:themeColor="text1"/>
+          <w:sz w:val="18"/>
+          <w:szCs w:val="18"/>
+        </w:rPr>
+        <w:t>}</w:t>
+      </w:r>
+      <w:r>
+        <w:rPr>
+          <w:rFonts w:ascii="DejaVu Sans Light" w:hAnsi="DejaVu Sans Light" w:cs="DejaVu Sans Light"/>
+          <w:sz w:val="18"/>
+          <w:szCs w:val="18"/>
+        </w:rPr>
+        <w:t xml:space="preserve"> hasta por el monto total de las deudas que se deriven del presente título valor, en cualquiera de sus oficinas.</w:t>
+      </w:r>
+    </w:p>
+    <w:p>
+      <w:pPr>
+        <w:ind w:right="6"/>
+        <w:jc w:val="both"/>
+        <w:rPr>
+          <w:rFonts w:ascii="DejaVu Sans Light" w:hAnsi="DejaVu Sans Light" w:cs="DejaVu Sans Light"/>
+          <w:sz w:val="18"/>
+          <w:szCs w:val="18"/>
+        </w:rPr>
+      </w:pPr>
+      <w:r>
+        <w:rPr>
+          <w:rFonts w:ascii="DejaVu Sans Light" w:hAnsi="DejaVu Sans Light" w:cs="DejaVu Sans Light"/>
+          <w:sz w:val="18"/>
+          <w:szCs w:val="18"/>
+        </w:rPr>
+        <w:t>Dejo/dejamos constancia que nuestro domicilio es el declarado en el presente título valor. El tenedor podrá entablar acción judicial donde lo tuviera conveniente, para lo cual renuncio/renunciamos a la ley del domicilio, y a cuentas puedan favorecerme/favorecernos en juicio y fuera de él.</w:t>
+      </w:r>
+    </w:p>
+    <w:p>
+      <w:pPr>
+        <w:ind w:right="6"/>
+        <w:jc w:val="both"/>
+        <w:rPr>
+          <w:rFonts w:ascii="DejaVu Sans Light" w:hAnsi="DejaVu Sans Light" w:cs="DejaVu Sans Light"/>
+          <w:sz w:val="18"/>
+          <w:szCs w:val="18"/>
+        </w:rPr>
+      </w:pPr>
+      <w:r>
+        <w:rPr>
+          <w:rFonts w:ascii="DejaVu Sans Light" w:hAnsi="DejaVu Sans Light" w:cs="DejaVu Sans Light"/>
+          <w:sz w:val="18"/>
+          <w:szCs w:val="18"/>
+        </w:rPr>
+        <w:t>Acepto/aceptamos las prórrogas totales o parciales que el tenedor decida concedernos para la cancelación total de la deuda contenida en el presente.</w:t>
+      </w:r>
+    </w:p>
+    <w:p>
+      <w:pPr>
+        <w:ind w:right="6"/>
+        <w:jc w:val="both"/>
+        <w:rPr>
+          <w:rFonts w:ascii="DejaVu Sans Light" w:hAnsi="DejaVu Sans Light" w:cs="DejaVu Sans Light"/>
+          <w:sz w:val="18"/>
+          <w:szCs w:val="18"/>
+        </w:rPr>
+      </w:pPr>
+      <w:r>
+        <w:rPr>
+          <w:rFonts w:ascii="DejaVu Sans Light" w:hAnsi="DejaVu Sans Light" w:cs="DejaVu Sans Light"/>
+          <w:sz w:val="18"/>
+          <w:szCs w:val="18"/>
+        </w:rPr>
+        <w:t xml:space="preserve">De conformidad con el artículo 1233 del Código Civil, la emisión, prorroga o renovación del pagare no extinguirá en ningún caso la obligación principal o primigenia, aun cuando se perjudique por cualquier causa. </w:t>
+      </w:r>
+    </w:p>
+    <w:p>
+      <w:pPr>
+        <w:ind w:right="6"/>
+        <w:jc w:val="both"/>
+        <w:rPr>
+          <w:rFonts w:ascii="DejaVu Sans Light" w:hAnsi="DejaVu Sans Light" w:cs="DejaVu Sans Light"/>
+          <w:sz w:val="18"/>
+          <w:szCs w:val="18"/>
+        </w:rPr>
+      </w:pPr>
+      <w:r>
+        <w:rPr>
+          <w:rFonts w:ascii="DejaVu Sans Light" w:hAnsi="DejaVu Sans Light" w:cs="DejaVu Sans Light"/>
+          <w:sz w:val="18"/>
+          <w:szCs w:val="18"/>
+        </w:rPr>
+        <w:t>Autorizo/Autorizamos la destrucción del presente título a su cancelación de conformidad con el artículo 17.2 de la ley N° 27287-TITULOS VALORES.</w:t>
+      </w:r>
+    </w:p>
+    <w:p>
+      <w:pPr>
+        <w:ind w:right="6"/>
+        <w:jc w:val="both"/>
+        <w:rPr>
+          <w:rFonts w:ascii="DejaVu Sans Light" w:hAnsi="DejaVu Sans Light" w:cs="DejaVu Sans Light"/>
+          <w:sz w:val="18"/>
+          <w:szCs w:val="18"/>
+        </w:rPr>
+      </w:pPr>
+      <w:r>
+        <w:rPr>
+          <w:rFonts w:ascii="DejaVu Sans Light" w:hAnsi="DejaVu Sans Light" w:cs="DejaVu Sans Light"/>
+          <w:sz w:val="18"/>
+          <w:szCs w:val="18"/>
+        </w:rPr>
+        <w:t>De conformidad con el artículo 1233 del código civil, la emisión, prorroga o renovación del pagaré no extinguirá en ningún caso la obligación principal y primigenia, aun cuando se perjudique con cualquier causa.</w:t>
+      </w:r>
+    </w:p>
+    <w:p>
+      <w:pPr>
         <w:spacing w:after="0" w:line="240" w:lineRule="auto"/>
         <w:jc w:val="both"/>
         <w:rPr>
@@ -298,20 +641,10 @@
       <w:r>
         <w:rPr>
           <w:rFonts w:ascii="DejaVu Sans Light" w:hAnsi="DejaVu Sans Light" w:cs="DejaVu Sans Light"/>
-          <w:color w:val="000000" w:themeColor="text1"/>
-          <w:sz w:val="18"/>
-          <w:szCs w:val="18"/>
-        </w:rPr>
-        <w:t>Valor recibido a mi/nuestra entera satisfacción, y que me obligo/nos obligamos a devolver en la misma moneda y en el plazo y vencimiento pactados, para cuyo fiel y exacto cumplimiento obligo/obligamos todos mis/nuestros bienes habidos y por haber, quedando estipulado que además de la cantidad expresada abonare/abonaremos un interés compensatorio, según Articulo 1242 y 1249 del Código Civil expresado en interés(tasa nominal) ............ en las oficinas de</w:t>
-      </w:r>
-      <w:r>
-        <w:rPr>
-          <w:rFonts w:ascii="DejaVu Sans Light" w:hAnsi="DejaVu Sans Light" w:cs="DejaVu Sans Light"/>
-          <w:color w:val="000000" w:themeColor="text1"/>
-          <w:sz w:val="18"/>
-          <w:szCs w:val="18"/>
-        </w:rPr>
-        <w:t xml:space="preserve"> </w:t>
+          <w:sz w:val="18"/>
+          <w:szCs w:val="18"/>
+        </w:rPr>
+        <w:t xml:space="preserve">Dejo/dejamos constancia que el presente título valor es libremente negociable. En tal sentido, </w:t>
       </w:r>
       <w:r>
         <w:rPr>
@@ -346,459 +679,11 @@
           <w:sz w:val="18"/>
           <w:szCs w:val="18"/>
         </w:rPr>
-        <w:t xml:space="preserve">} </w:t>
-      </w:r>
-      <w:r>
-        <w:rPr>
-          <w:rFonts w:ascii="DejaVu Sans Light" w:hAnsi="DejaVu Sans Light" w:cs="DejaVu Sans Light"/>
-          <w:b/>
-          <w:bCs/>
-          <w:color w:val="000000" w:themeColor="text1"/>
-          <w:sz w:val="18"/>
-          <w:szCs w:val="18"/>
-        </w:rPr>
-        <w:t xml:space="preserve"> </w:t>
-      </w:r>
-      <w:r>
-        <w:rPr>
-          <w:rFonts w:ascii="DejaVu Sans Light" w:hAnsi="DejaVu Sans Light" w:cs="DejaVu Sans Light"/>
-          <w:color w:val="000000" w:themeColor="text1"/>
-          <w:sz w:val="18"/>
-          <w:szCs w:val="18"/>
-        </w:rPr>
-        <w:t>o en el lugar designado para el cumplimento de la obligación y si no efectuase/efectuamos los pagos al vencimiento pactado, abonare/abonaremos además del interés compensatorio pactado (tasa nominal) el…….del interés moratorio (expresado en interés simple) según el artículo 1246 y 1249 del Código Civil por todo el tiempo que demore su pago. Asimismo, pagare/pagaremos además de los intereses y comisiones los gastos administrativos, notariales y judiciales si es que los hubiera. Las tasas de interés, gastos y comisiones están sujetas a variación de acuerdo a condiciones de mercado. Estas modificaciones se comunicarán al cliente conforme a ley.</w:t>
-      </w:r>
-    </w:p>
-    <w:p>
-      <w:pPr>
-        <w:spacing w:after="0" w:line="240" w:lineRule="auto"/>
-        <w:jc w:val="both"/>
-        <w:rPr>
-          <w:rFonts w:ascii="DejaVu Sans Light" w:hAnsi="DejaVu Sans Light" w:cs="DejaVu Sans Light"/>
-          <w:color w:val="000000" w:themeColor="text1"/>
-          <w:sz w:val="18"/>
-          <w:szCs w:val="18"/>
-        </w:rPr>
-      </w:pPr>
-    </w:p>
-    <w:p>
-      <w:pPr>
-        <w:spacing w:after="0" w:line="240" w:lineRule="auto"/>
-        <w:jc w:val="both"/>
-        <w:rPr>
-          <w:rFonts w:ascii="DejaVu Sans Light" w:hAnsi="DejaVu Sans Light" w:cs="DejaVu Sans Light"/>
-          <w:color w:val="000000" w:themeColor="text1"/>
-          <w:sz w:val="18"/>
-          <w:szCs w:val="18"/>
-        </w:rPr>
-      </w:pPr>
-      <w:r>
-        <w:rPr>
-          <w:rFonts w:ascii="DejaVu Sans Light" w:hAnsi="DejaVu Sans Light" w:cs="DejaVu Sans Light"/>
-          <w:color w:val="000000" w:themeColor="text1"/>
-          <w:sz w:val="18"/>
-          <w:szCs w:val="18"/>
-        </w:rPr>
-        <w:t xml:space="preserve">Queda convenido que si no efectuase/efectuásemos el pago al vencimiento pactado, </w:t>
-      </w:r>
-      <w:r>
-        <w:rPr>
-          <w:rFonts w:ascii="DejaVu Sans Light" w:hAnsi="DejaVu Sans Light" w:cs="DejaVu Sans Light"/>
-          <w:b/>
-          <w:bCs/>
-          <w:color w:val="000000" w:themeColor="text1"/>
-          <w:sz w:val="18"/>
-          <w:szCs w:val="18"/>
-        </w:rPr>
-        <w:t>${</w:t>
-      </w:r>
-      <w:proofErr w:type="spellStart"/>
-      <w:r>
-        <w:rPr>
-          <w:rFonts w:ascii="DejaVu Sans Light" w:hAnsi="DejaVu Sans Light" w:cs="DejaVu Sans Light"/>
-          <w:b/>
-          <w:bCs/>
-          <w:color w:val="000000" w:themeColor="text1"/>
-          <w:sz w:val="18"/>
-          <w:szCs w:val="18"/>
-        </w:rPr>
-        <w:t>empresa_nombre</w:t>
-      </w:r>
-      <w:proofErr w:type="spellEnd"/>
-      <w:r>
-        <w:rPr>
-          <w:rFonts w:ascii="DejaVu Sans Light" w:hAnsi="DejaVu Sans Light" w:cs="DejaVu Sans Light"/>
-          <w:b/>
-          <w:bCs/>
-          <w:color w:val="000000" w:themeColor="text1"/>
-          <w:sz w:val="18"/>
-          <w:szCs w:val="18"/>
-        </w:rPr>
         <w:t>}</w:t>
       </w:r>
       <w:r>
         <w:rPr>
           <w:rFonts w:ascii="DejaVu Sans Light" w:hAnsi="DejaVu Sans Light" w:cs="DejaVu Sans Light"/>
-          <w:color w:val="000000" w:themeColor="text1"/>
-          <w:sz w:val="18"/>
-          <w:szCs w:val="18"/>
-        </w:rPr>
-        <w:t xml:space="preserve"> podrá ejercitar las correspondientes acciones de cobranza judicial a fin de hacer efectivo lo que adeudo/adeudamos.</w:t>
-      </w:r>
-    </w:p>
-    <w:p>
-      <w:pPr>
-        <w:spacing w:after="0" w:line="240" w:lineRule="auto"/>
-        <w:jc w:val="both"/>
-        <w:rPr>
-          <w:rFonts w:ascii="DejaVu Sans Light" w:hAnsi="DejaVu Sans Light" w:cs="DejaVu Sans Light"/>
-          <w:color w:val="000000" w:themeColor="text1"/>
-          <w:sz w:val="18"/>
-          <w:szCs w:val="18"/>
-        </w:rPr>
-      </w:pPr>
-    </w:p>
-    <w:p>
-      <w:pPr>
-        <w:spacing w:after="0" w:line="240" w:lineRule="auto"/>
-        <w:jc w:val="both"/>
-        <w:rPr>
-          <w:rFonts w:ascii="DejaVu Sans Light" w:hAnsi="DejaVu Sans Light" w:cs="DejaVu Sans Light"/>
-          <w:color w:val="000000" w:themeColor="text1"/>
-          <w:sz w:val="18"/>
-          <w:szCs w:val="18"/>
-        </w:rPr>
-      </w:pPr>
-      <w:r>
-        <w:rPr>
-          <w:rFonts w:ascii="DejaVu Sans Light" w:hAnsi="DejaVu Sans Light" w:cs="DejaVu Sans Light"/>
-          <w:color w:val="000000" w:themeColor="text1"/>
-          <w:sz w:val="18"/>
-          <w:szCs w:val="18"/>
-        </w:rPr>
-        <w:t xml:space="preserve">El presente pagare no quiere ser protestado por falta de pago, procediendo su ejecución por el solo </w:t>
-      </w:r>
-      <w:r>
-        <w:rPr>
-          <w:rFonts w:ascii="DejaVu Sans Light" w:hAnsi="DejaVu Sans Light" w:cs="DejaVu Sans Light"/>
-          <w:color w:val="000000" w:themeColor="text1"/>
-          <w:sz w:val="18"/>
-          <w:szCs w:val="18"/>
-        </w:rPr>
-        <w:t>mérito</w:t>
-      </w:r>
-      <w:r>
-        <w:rPr>
-          <w:rFonts w:ascii="DejaVu Sans Light" w:hAnsi="DejaVu Sans Light" w:cs="DejaVu Sans Light"/>
-          <w:color w:val="000000" w:themeColor="text1"/>
-          <w:sz w:val="18"/>
-          <w:szCs w:val="18"/>
-        </w:rPr>
-        <w:t xml:space="preserve"> de haber vencido el plazo.</w:t>
-      </w:r>
-    </w:p>
-    <w:p>
-      <w:pPr>
-        <w:spacing w:after="0" w:line="240" w:lineRule="auto"/>
-        <w:jc w:val="both"/>
-        <w:rPr>
-          <w:rFonts w:ascii="DejaVu Sans Light" w:hAnsi="DejaVu Sans Light" w:cs="DejaVu Sans Light"/>
-          <w:color w:val="000000" w:themeColor="text1"/>
-          <w:sz w:val="18"/>
-          <w:szCs w:val="18"/>
-        </w:rPr>
-      </w:pPr>
-    </w:p>
-    <w:p>
-      <w:pPr>
-        <w:spacing w:after="0" w:line="240" w:lineRule="auto"/>
-        <w:jc w:val="both"/>
-        <w:rPr>
-          <w:rFonts w:ascii="DejaVu Sans Light" w:hAnsi="DejaVu Sans Light" w:cs="DejaVu Sans Light"/>
-          <w:color w:val="000000" w:themeColor="text1"/>
-          <w:sz w:val="18"/>
-          <w:szCs w:val="18"/>
-        </w:rPr>
-      </w:pPr>
-      <w:r>
-        <w:rPr>
-          <w:rFonts w:ascii="DejaVu Sans Light" w:hAnsi="DejaVu Sans Light" w:cs="DejaVu Sans Light"/>
-          <w:color w:val="000000" w:themeColor="text1"/>
-          <w:sz w:val="18"/>
-          <w:szCs w:val="18"/>
-        </w:rPr>
-        <w:t xml:space="preserve">Conforme a lo establecido en el artículo 132 inciso 11 de la ley N° 26702, el (los) deudo(es) faculta(n) expresamente e irrevocablemente a </w:t>
-      </w:r>
-      <w:r>
-        <w:rPr>
-          <w:rFonts w:ascii="DejaVu Sans Light" w:hAnsi="DejaVu Sans Light" w:cs="DejaVu Sans Light"/>
-          <w:b/>
-          <w:bCs/>
-          <w:color w:val="000000" w:themeColor="text1"/>
-          <w:sz w:val="18"/>
-          <w:szCs w:val="18"/>
-        </w:rPr>
-        <w:t>${</w:t>
-      </w:r>
-      <w:proofErr w:type="spellStart"/>
-      <w:r>
-        <w:rPr>
-          <w:rFonts w:ascii="DejaVu Sans Light" w:hAnsi="DejaVu Sans Light" w:cs="DejaVu Sans Light"/>
-          <w:b/>
-          <w:bCs/>
-          <w:color w:val="000000" w:themeColor="text1"/>
-          <w:sz w:val="18"/>
-          <w:szCs w:val="18"/>
-        </w:rPr>
-        <w:t>empresa_nombre</w:t>
-      </w:r>
-      <w:proofErr w:type="spellEnd"/>
-      <w:r>
-        <w:rPr>
-          <w:rFonts w:ascii="DejaVu Sans Light" w:hAnsi="DejaVu Sans Light" w:cs="DejaVu Sans Light"/>
-          <w:b/>
-          <w:bCs/>
-          <w:color w:val="000000" w:themeColor="text1"/>
-          <w:sz w:val="18"/>
-          <w:szCs w:val="18"/>
-        </w:rPr>
-        <w:t>}</w:t>
-      </w:r>
-      <w:r>
-        <w:rPr>
-          <w:rFonts w:ascii="DejaVu Sans Light" w:hAnsi="DejaVu Sans Light" w:cs="DejaVu Sans Light"/>
-          <w:color w:val="000000" w:themeColor="text1"/>
-          <w:sz w:val="18"/>
-          <w:szCs w:val="18"/>
-        </w:rPr>
-        <w:t xml:space="preserve"> a compensar sus acreencias con los activos que mantenga(n) el(los) deudor(es) en </w:t>
-      </w:r>
-      <w:r>
-        <w:rPr>
-          <w:rFonts w:ascii="DejaVu Sans Light" w:hAnsi="DejaVu Sans Light" w:cs="DejaVu Sans Light"/>
-          <w:b/>
-          <w:bCs/>
-          <w:color w:val="000000" w:themeColor="text1"/>
-          <w:sz w:val="18"/>
-          <w:szCs w:val="18"/>
-        </w:rPr>
-        <w:t>${</w:t>
-      </w:r>
-      <w:proofErr w:type="spellStart"/>
-      <w:r>
-        <w:rPr>
-          <w:rFonts w:ascii="DejaVu Sans Light" w:hAnsi="DejaVu Sans Light" w:cs="DejaVu Sans Light"/>
-          <w:b/>
-          <w:bCs/>
-          <w:color w:val="000000" w:themeColor="text1"/>
-          <w:sz w:val="18"/>
-          <w:szCs w:val="18"/>
-        </w:rPr>
-        <w:t>empresa_nombre</w:t>
-      </w:r>
-      <w:proofErr w:type="spellEnd"/>
-      <w:r>
-        <w:rPr>
-          <w:rFonts w:ascii="DejaVu Sans Light" w:hAnsi="DejaVu Sans Light" w:cs="DejaVu Sans Light"/>
-          <w:b/>
-          <w:bCs/>
-          <w:color w:val="000000" w:themeColor="text1"/>
-          <w:sz w:val="18"/>
-          <w:szCs w:val="18"/>
-        </w:rPr>
-        <w:t>}</w:t>
-      </w:r>
-      <w:r>
-        <w:rPr>
-          <w:rFonts w:ascii="DejaVu Sans Light" w:hAnsi="DejaVu Sans Light" w:cs="DejaVu Sans Light"/>
-          <w:color w:val="000000" w:themeColor="text1"/>
-          <w:sz w:val="18"/>
-          <w:szCs w:val="18"/>
-        </w:rPr>
-        <w:t xml:space="preserve"> hasta por el monto total de las deudas que se deriven del presente título valor, en cualquiera de sus oficinas.</w:t>
-      </w:r>
-    </w:p>
-    <w:p>
-      <w:pPr>
-        <w:spacing w:after="0" w:line="240" w:lineRule="auto"/>
-        <w:jc w:val="both"/>
-        <w:rPr>
-          <w:rFonts w:ascii="DejaVu Sans Light" w:hAnsi="DejaVu Sans Light" w:cs="DejaVu Sans Light"/>
-          <w:color w:val="000000" w:themeColor="text1"/>
-          <w:sz w:val="18"/>
-          <w:szCs w:val="18"/>
-        </w:rPr>
-      </w:pPr>
-    </w:p>
-    <w:p>
-      <w:pPr>
-        <w:spacing w:after="0" w:line="240" w:lineRule="auto"/>
-        <w:jc w:val="both"/>
-        <w:rPr>
-          <w:rFonts w:ascii="DejaVu Sans Light" w:hAnsi="DejaVu Sans Light" w:cs="DejaVu Sans Light"/>
-          <w:color w:val="000000" w:themeColor="text1"/>
-          <w:sz w:val="18"/>
-          <w:szCs w:val="18"/>
-        </w:rPr>
-      </w:pPr>
-      <w:r>
-        <w:rPr>
-          <w:rFonts w:ascii="DejaVu Sans Light" w:hAnsi="DejaVu Sans Light" w:cs="DejaVu Sans Light"/>
-          <w:color w:val="000000" w:themeColor="text1"/>
-          <w:sz w:val="18"/>
-          <w:szCs w:val="18"/>
-        </w:rPr>
-        <w:t>Dejo/dejamos constancia que nuestro domicilio es el declarado en el presente título valor. El tenedor podrá entablar acción judicial donde lo tuviera conveniente, para lo cual renuncio/renunciamos a la ley del domicilio, y a cuentas puedan favorecerme/favorecernos en juicio y fuera de él.</w:t>
-      </w:r>
-    </w:p>
-    <w:p>
-      <w:pPr>
-        <w:spacing w:after="0" w:line="240" w:lineRule="auto"/>
-        <w:jc w:val="both"/>
-        <w:rPr>
-          <w:rFonts w:ascii="DejaVu Sans Light" w:hAnsi="DejaVu Sans Light" w:cs="DejaVu Sans Light"/>
-          <w:color w:val="000000" w:themeColor="text1"/>
-          <w:sz w:val="18"/>
-          <w:szCs w:val="18"/>
-        </w:rPr>
-      </w:pPr>
-    </w:p>
-    <w:p>
-      <w:pPr>
-        <w:spacing w:after="0" w:line="240" w:lineRule="auto"/>
-        <w:jc w:val="both"/>
-        <w:rPr>
-          <w:rFonts w:ascii="DejaVu Sans Light" w:hAnsi="DejaVu Sans Light" w:cs="DejaVu Sans Light"/>
-          <w:color w:val="000000" w:themeColor="text1"/>
-          <w:sz w:val="18"/>
-          <w:szCs w:val="18"/>
-        </w:rPr>
-      </w:pPr>
-      <w:r>
-        <w:rPr>
-          <w:rFonts w:ascii="DejaVu Sans Light" w:hAnsi="DejaVu Sans Light" w:cs="DejaVu Sans Light"/>
-          <w:b/>
-          <w:bCs/>
-          <w:color w:val="000000" w:themeColor="text1"/>
-          <w:sz w:val="18"/>
-          <w:szCs w:val="18"/>
-        </w:rPr>
-        <w:t>Acepto/aceptamos las prórrogas totales o parciales</w:t>
-      </w:r>
-      <w:r>
-        <w:rPr>
-          <w:rFonts w:ascii="DejaVu Sans Light" w:hAnsi="DejaVu Sans Light" w:cs="DejaVu Sans Light"/>
-          <w:color w:val="000000" w:themeColor="text1"/>
-          <w:sz w:val="18"/>
-          <w:szCs w:val="18"/>
-        </w:rPr>
-        <w:t xml:space="preserve"> que el tenedor decida concedernos para la cancelación total de la deuda contenida en el presente.</w:t>
-      </w:r>
-    </w:p>
-    <w:p>
-      <w:pPr>
-        <w:spacing w:after="0" w:line="240" w:lineRule="auto"/>
-        <w:jc w:val="both"/>
-        <w:rPr>
-          <w:rFonts w:ascii="DejaVu Sans Light" w:hAnsi="DejaVu Sans Light" w:cs="DejaVu Sans Light"/>
-          <w:color w:val="000000" w:themeColor="text1"/>
-          <w:sz w:val="18"/>
-          <w:szCs w:val="18"/>
-        </w:rPr>
-      </w:pPr>
-    </w:p>
-    <w:p>
-      <w:pPr>
-        <w:spacing w:after="0" w:line="240" w:lineRule="auto"/>
-        <w:jc w:val="both"/>
-        <w:rPr>
-          <w:rFonts w:ascii="DejaVu Sans Light" w:hAnsi="DejaVu Sans Light" w:cs="DejaVu Sans Light"/>
-          <w:color w:val="000000" w:themeColor="text1"/>
-          <w:sz w:val="18"/>
-          <w:szCs w:val="18"/>
-        </w:rPr>
-      </w:pPr>
-      <w:r>
-        <w:rPr>
-          <w:rFonts w:ascii="DejaVu Sans Light" w:hAnsi="DejaVu Sans Light" w:cs="DejaVu Sans Light"/>
-          <w:color w:val="000000" w:themeColor="text1"/>
-          <w:sz w:val="18"/>
-          <w:szCs w:val="18"/>
-        </w:rPr>
-        <w:t>De conformidad con el artículo 1233 del Código Civil, la emisión, prorroga o renovación del pagare no extinguirá en ningún caso la obligación principal o primigenia, aun cuando se perjudique por cualquier causa. Autorizo/autorizamos la destrucción del presente título a su cancelación en conformidad con el artículo 17.2 de la ley N° 27287, Ley de títulos valores. El presente pagare es de naturaleza mercantil y, por consiguiente, está sujeto a la Ley de Títulos Valores N° 27287 y al proceso de ejecución.</w:t>
-      </w:r>
-    </w:p>
-    <w:p>
-      <w:pPr>
-        <w:spacing w:after="0" w:line="240" w:lineRule="auto"/>
-        <w:jc w:val="both"/>
-        <w:rPr>
-          <w:rFonts w:ascii="DejaVu Sans Light" w:hAnsi="DejaVu Sans Light" w:cs="DejaVu Sans Light"/>
-          <w:color w:val="000000" w:themeColor="text1"/>
-          <w:sz w:val="18"/>
-          <w:szCs w:val="18"/>
-        </w:rPr>
-      </w:pPr>
-    </w:p>
-    <w:p>
-      <w:pPr>
-        <w:spacing w:after="0" w:line="240" w:lineRule="auto"/>
-        <w:jc w:val="both"/>
-        <w:rPr>
-          <w:rFonts w:ascii="DejaVu Sans Light" w:hAnsi="DejaVu Sans Light" w:cs="DejaVu Sans Light"/>
-          <w:color w:val="000000" w:themeColor="text1"/>
-          <w:sz w:val="18"/>
-          <w:szCs w:val="18"/>
-        </w:rPr>
-      </w:pPr>
-      <w:r>
-        <w:rPr>
-          <w:rFonts w:ascii="DejaVu Sans Light" w:hAnsi="DejaVu Sans Light" w:cs="DejaVu Sans Light"/>
-          <w:color w:val="000000" w:themeColor="text1"/>
-          <w:sz w:val="18"/>
-          <w:szCs w:val="18"/>
-        </w:rPr>
-        <w:t xml:space="preserve">Dejo/dejamos constancia que el presente título valor es libremente negociable. En tal sentido, </w:t>
-      </w:r>
-      <w:r>
-        <w:rPr>
-          <w:rFonts w:ascii="DejaVu Sans Light" w:hAnsi="DejaVu Sans Light" w:cs="DejaVu Sans Light"/>
-          <w:b/>
-          <w:bCs/>
-          <w:color w:val="000000" w:themeColor="text1"/>
-          <w:sz w:val="18"/>
-          <w:szCs w:val="18"/>
-        </w:rPr>
-        <w:t>${</w:t>
-      </w:r>
-      <w:proofErr w:type="spellStart"/>
-      <w:r>
-        <w:rPr>
-          <w:rFonts w:ascii="DejaVu Sans Light" w:hAnsi="DejaVu Sans Light" w:cs="DejaVu Sans Light"/>
-          <w:b/>
-          <w:bCs/>
-          <w:color w:val="000000" w:themeColor="text1"/>
-          <w:sz w:val="18"/>
-          <w:szCs w:val="18"/>
-        </w:rPr>
-        <w:t>empresa_nombre</w:t>
-      </w:r>
-      <w:proofErr w:type="spellEnd"/>
-      <w:r>
-        <w:rPr>
-          <w:rFonts w:ascii="DejaVu Sans Light" w:hAnsi="DejaVu Sans Light" w:cs="DejaVu Sans Light"/>
-          <w:b/>
-          <w:bCs/>
-          <w:color w:val="000000" w:themeColor="text1"/>
-          <w:sz w:val="18"/>
-          <w:szCs w:val="18"/>
-        </w:rPr>
-        <w:t>}</w:t>
-      </w:r>
-      <w:r>
-        <w:rPr>
-          <w:rFonts w:ascii="DejaVu Sans Light" w:hAnsi="DejaVu Sans Light" w:cs="DejaVu Sans Light"/>
-          <w:color w:val="000000" w:themeColor="text1"/>
           <w:sz w:val="18"/>
           <w:szCs w:val="18"/>
         </w:rPr>
@@ -1236,7 +1121,7 @@
                 <v:stroke joinstyle="miter"/>
                 <v:path gradientshapeok="t" o:connecttype="rect"/>
               </v:shapetype>
-              <v:shape id="Cuadro de texto 2" o:spid="_x0000_s1026" type="#_x0000_t202" style="position:absolute;left:0;text-align:left;margin-left:260.8pt;margin-top:25.85pt;width:262.5pt;height:110.6pt;z-index:251672576;visibility:visible;mso-wrap-style:square;mso-width-percent:0;mso-height-percent:200;mso-wrap-distance-left:9pt;mso-wrap-distance-top:3.6pt;mso-wrap-distance-right:9pt;mso-wrap-distance-bottom:3.6pt;mso-position-horizontal:absolute;mso-position-horizontal-relative:margin;mso-position-vertical:absolute;mso-position-vertical-relative:text;mso-width-percent:0;mso-height-percent:200;mso-width-relative:margin;mso-height-relative:margin;v-text-anchor:top" o:gfxdata="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" stroked="f">
+              <v:shape id="Cuadro de texto 2" o:spid="_x0000_s1026" type="#_x0000_t202" style="position:absolute;left:0;text-align:left;margin-left:260.8pt;margin-top:25.85pt;width:262.5pt;height:110.6pt;z-index:251672576;visibility:visible;mso-wrap-style:square;mso-width-percent:0;mso-height-percent:200;mso-wrap-distance-left:9pt;mso-wrap-distance-top:3.6pt;mso-wrap-distance-right:9pt;mso-wrap-distance-bottom:3.6pt;mso-position-horizontal:absolute;mso-position-horizontal-relative:margin;mso-position-vertical:absolute;mso-position-vertical-relative:text;mso-width-percent:0;mso-height-percent:200;mso-width-relative:margin;mso-height-relative:margin;v-text-anchor:top" o:gfxdata="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" stroked="f">
                 <v:textbox style="mso-fit-shape-to-text:t">
                   <w:txbxContent>
                     <w:p>
@@ -1666,7 +1551,7 @@
           </mc:Choice>
           <mc:Fallback>
             <w:pict>
-              <v:shape w14:anchorId="063A9D37" id="_x0000_s1027" type="#_x0000_t202" style="position:absolute;left:0;text-align:left;margin-left:0;margin-top:25.9pt;width:256.5pt;height:110.6pt;z-index:251671552;visibility:visible;mso-wrap-style:square;mso-width-percent:0;mso-height-percent:200;mso-wrap-distance-left:9pt;mso-wrap-distance-top:3.6pt;mso-wrap-distance-right:9pt;mso-wrap-distance-bottom:3.6pt;mso-position-horizontal:absolute;mso-position-horizontal-relative:margin;mso-position-vertical:absolute;mso-position-vertical-relative:text;mso-width-percent:0;mso-height-percent:200;mso-width-relative:margin;mso-height-relative:margin;v-text-anchor:top" o:gfxdata="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" stroked="f">
+              <v:shape w14:anchorId="063A9D37" id="_x0000_s1027" type="#_x0000_t202" style="position:absolute;left:0;text-align:left;margin-left:0;margin-top:25.9pt;width:256.5pt;height:110.6pt;z-index:251671552;visibility:visible;mso-wrap-style:square;mso-width-percent:0;mso-height-percent:200;mso-wrap-distance-left:9pt;mso-wrap-distance-top:3.6pt;mso-wrap-distance-right:9pt;mso-wrap-distance-bottom:3.6pt;mso-position-horizontal:absolute;mso-position-horizontal-relative:margin;mso-position-vertical:absolute;mso-position-vertical-relative:text;mso-width-percent:0;mso-height-percent:200;mso-width-relative:margin;mso-height-relative:margin;v-text-anchor:top" o:gfxdata="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" stroked="f">
                 <v:textbox style="mso-fit-shape-to-text:t">
                   <w:txbxContent>
                     <w:p>
@@ -1860,533 +1745,254 @@
         </w:rPr>
         <w:br w:type="page"/>
       </w:r>
+    </w:p>
+    <w:p>
+      <w:pPr>
+        <w:ind w:left="-5" w:right="6"/>
+        <w:jc w:val="both"/>
+        <w:rPr>
+          <w:rFonts w:ascii="DejaVu Sans Light" w:hAnsi="DejaVu Sans Light" w:cs="DejaVu Sans Light"/>
+          <w:sz w:val="18"/>
+          <w:szCs w:val="18"/>
+        </w:rPr>
+      </w:pPr>
+      <w:r>
+        <w:rPr>
+          <w:rFonts w:ascii="DejaVu Sans Light" w:hAnsi="DejaVu Sans Light" w:cs="DejaVu Sans Light"/>
+          <w:sz w:val="18"/>
+          <w:szCs w:val="18"/>
+        </w:rPr>
+        <w:lastRenderedPageBreak/>
+        <w:t>De la Garantía Personal (AVAL):</w:t>
+      </w:r>
+    </w:p>
+    <w:p>
+      <w:pPr>
+        <w:ind w:left="-5" w:right="6"/>
+        <w:jc w:val="both"/>
+        <w:rPr>
+          <w:rFonts w:ascii="DejaVu Sans Light" w:hAnsi="DejaVu Sans Light" w:cs="DejaVu Sans Light"/>
+          <w:sz w:val="18"/>
+          <w:szCs w:val="18"/>
+        </w:rPr>
+      </w:pPr>
+      <w:bookmarkStart w:id="0" w:name="_Hlk210034331"/>
+      <w:r>
+        <w:rPr>
+          <w:rFonts w:ascii="DejaVu Sans Light" w:hAnsi="DejaVu Sans Light" w:cs="DejaVu Sans Light"/>
+          <w:sz w:val="18"/>
+          <w:szCs w:val="18"/>
+        </w:rPr>
+        <w:t xml:space="preserve">En calidad de AVALISTA yo, </w:t>
+      </w:r>
       <w:r>
         <w:rPr>
           <w:rFonts w:ascii="DejaVu Sans Light" w:hAnsi="DejaVu Sans Light" w:cs="DejaVu Sans Light"/>
           <w:b/>
           <w:bCs/>
           <w:color w:val="000000" w:themeColor="text1"/>
-        </w:rPr>
-        <w:lastRenderedPageBreak/>
-        <w:t>FIANZA SOLIDARIA</w:t>
-      </w:r>
-    </w:p>
-    <w:p>
-      <w:pPr>
-        <w:tabs>
-          <w:tab w:val="left" w:pos="2520"/>
-        </w:tabs>
-        <w:spacing w:after="0"/>
-        <w:jc w:val="both"/>
-        <w:rPr>
-          <w:rFonts w:ascii="DejaVu Sans Light" w:hAnsi="DejaVu Sans Light" w:cs="DejaVu Sans Light"/>
-          <w:color w:val="000000" w:themeColor="text1"/>
-          <w:sz w:val="18"/>
-          <w:szCs w:val="18"/>
-        </w:rPr>
-      </w:pPr>
-      <w:r>
-        <w:rPr>
-          <w:rFonts w:ascii="DejaVu Sans Light" w:hAnsi="DejaVu Sans Light" w:cs="DejaVu Sans Light"/>
-          <w:color w:val="000000" w:themeColor="text1"/>
-          <w:sz w:val="18"/>
-          <w:szCs w:val="18"/>
-        </w:rPr>
-        <w:t xml:space="preserve">Me constituyo/nos constituimos en fiador(es) solidario(s)/ con el deudor/los deudores y entre nosotros mismos renunciamos expresamente al beneficio de excusión, por todas las obligaciones que este/estos contrae(n) con </w:t>
-      </w:r>
+          <w:sz w:val="16"/>
+          <w:szCs w:val="16"/>
+        </w:rPr>
+        <w:t>${</w:t>
+      </w:r>
+      <w:proofErr w:type="spellStart"/>
       <w:r>
         <w:rPr>
           <w:rFonts w:ascii="DejaVu Sans Light" w:hAnsi="DejaVu Sans Light" w:cs="DejaVu Sans Light"/>
           <w:b/>
           <w:bCs/>
           <w:color w:val="000000" w:themeColor="text1"/>
-          <w:sz w:val="18"/>
-          <w:szCs w:val="18"/>
-        </w:rPr>
-        <w:t>${</w:t>
-      </w:r>
-      <w:proofErr w:type="spellStart"/>
+          <w:sz w:val="16"/>
+          <w:szCs w:val="16"/>
+        </w:rPr>
+        <w:t>aval_nombres</w:t>
+      </w:r>
+      <w:proofErr w:type="spellEnd"/>
       <w:r>
         <w:rPr>
           <w:rFonts w:ascii="DejaVu Sans Light" w:hAnsi="DejaVu Sans Light" w:cs="DejaVu Sans Light"/>
           <w:b/>
           <w:bCs/>
           <w:color w:val="000000" w:themeColor="text1"/>
-          <w:sz w:val="18"/>
-          <w:szCs w:val="18"/>
-        </w:rPr>
-        <w:t>empresa_nombre</w:t>
-      </w:r>
-      <w:proofErr w:type="spellEnd"/>
+          <w:sz w:val="16"/>
+          <w:szCs w:val="16"/>
+        </w:rPr>
+        <w:t>}</w:t>
+      </w:r>
+      <w:r>
+        <w:rPr>
+          <w:rFonts w:ascii="DejaVu Sans Light" w:hAnsi="DejaVu Sans Light" w:cs="DejaVu Sans Light"/>
+          <w:color w:val="000000" w:themeColor="text1"/>
+          <w:sz w:val="16"/>
+          <w:szCs w:val="16"/>
+        </w:rPr>
+        <w:t xml:space="preserve"> </w:t>
+      </w:r>
+      <w:r>
+        <w:rPr>
+          <w:rFonts w:ascii="DejaVu Sans Light" w:hAnsi="DejaVu Sans Light" w:cs="DejaVu Sans Light"/>
+          <w:sz w:val="18"/>
+          <w:szCs w:val="18"/>
+        </w:rPr>
+        <w:t>con DNI N°/RUC</w:t>
+      </w:r>
+      <w:r>
+        <w:rPr>
+          <w:rFonts w:ascii="DejaVu Sans Light" w:hAnsi="DejaVu Sans Light" w:cs="DejaVu Sans Light"/>
+          <w:sz w:val="18"/>
+          <w:szCs w:val="18"/>
+        </w:rPr>
+        <w:t xml:space="preserve"> </w:t>
+      </w:r>
       <w:r>
         <w:rPr>
           <w:rFonts w:ascii="DejaVu Sans Light" w:hAnsi="DejaVu Sans Light" w:cs="DejaVu Sans Light"/>
           <w:b/>
           <w:bCs/>
           <w:color w:val="000000" w:themeColor="text1"/>
-          <w:sz w:val="18"/>
-          <w:szCs w:val="18"/>
-        </w:rPr>
-        <w:t>}</w:t>
-      </w:r>
-      <w:r>
-        <w:rPr>
-          <w:rFonts w:ascii="DejaVu Sans Light" w:hAnsi="DejaVu Sans Light" w:cs="DejaVu Sans Light"/>
-          <w:color w:val="000000" w:themeColor="text1"/>
-          <w:sz w:val="18"/>
-          <w:szCs w:val="18"/>
-        </w:rPr>
-        <w:t xml:space="preserve"> por el presente pagare, comprometiéndome /comprometiéndonos a responder por la cantidad adeudada, gastos administrativos, intereses y comisiones pactadas que se devengasen según lo estipulado y gastos judiciales que pudieran haber, asimismo conforme a los establecido en el artículo 1868 del Código Civil, el (los) fiador(es) faculta(n) expresamente e irrevocablemente a </w:t>
-      </w:r>
+          <w:sz w:val="16"/>
+          <w:szCs w:val="16"/>
+        </w:rPr>
+        <w:t>${</w:t>
+      </w:r>
+      <w:proofErr w:type="spellStart"/>
       <w:r>
         <w:rPr>
           <w:rFonts w:ascii="DejaVu Sans Light" w:hAnsi="DejaVu Sans Light" w:cs="DejaVu Sans Light"/>
           <w:b/>
           <w:bCs/>
           <w:color w:val="000000" w:themeColor="text1"/>
-          <w:sz w:val="18"/>
-          <w:szCs w:val="18"/>
-        </w:rPr>
-        <w:t>${</w:t>
-      </w:r>
-      <w:proofErr w:type="spellStart"/>
+          <w:sz w:val="16"/>
+          <w:szCs w:val="16"/>
+        </w:rPr>
+        <w:t>aval_dni</w:t>
+      </w:r>
+      <w:proofErr w:type="spellEnd"/>
       <w:r>
         <w:rPr>
           <w:rFonts w:ascii="DejaVu Sans Light" w:hAnsi="DejaVu Sans Light" w:cs="DejaVu Sans Light"/>
           <w:b/>
           <w:bCs/>
           <w:color w:val="000000" w:themeColor="text1"/>
-          <w:sz w:val="18"/>
-          <w:szCs w:val="18"/>
-        </w:rPr>
-        <w:t>empresa_nombre</w:t>
-      </w:r>
-      <w:proofErr w:type="spellEnd"/>
+          <w:sz w:val="16"/>
+          <w:szCs w:val="16"/>
+        </w:rPr>
+        <w:t>}</w:t>
+      </w:r>
+      <w:r>
+        <w:rPr>
+          <w:rFonts w:ascii="DejaVu Sans Light" w:hAnsi="DejaVu Sans Light" w:cs="DejaVu Sans Light"/>
+          <w:sz w:val="18"/>
+          <w:szCs w:val="18"/>
+        </w:rPr>
+        <w:t xml:space="preserve"> domiciliado en </w:t>
+      </w:r>
       <w:r>
         <w:rPr>
           <w:rFonts w:ascii="DejaVu Sans Light" w:hAnsi="DejaVu Sans Light" w:cs="DejaVu Sans Light"/>
           <w:b/>
           <w:bCs/>
-          <w:color w:val="000000" w:themeColor="text1"/>
-          <w:sz w:val="18"/>
-          <w:szCs w:val="18"/>
-        </w:rPr>
-        <w:t>}</w:t>
-      </w:r>
-      <w:r>
-        <w:rPr>
-          <w:rFonts w:ascii="DejaVu Sans Light" w:hAnsi="DejaVu Sans Light" w:cs="DejaVu Sans Light"/>
-          <w:color w:val="000000" w:themeColor="text1"/>
-          <w:sz w:val="18"/>
-          <w:szCs w:val="18"/>
-        </w:rPr>
-        <w:t xml:space="preserve"> a compensar sus acreencias que mantiene con el(los) deudor(es) y/o el(los) fiador(es) con los activos que mantenga(n) el(los) fiador(es) en </w:t>
-      </w:r>
+          <w:sz w:val="18"/>
+          <w:szCs w:val="18"/>
+        </w:rPr>
+        <w:t>${</w:t>
+      </w:r>
+      <w:proofErr w:type="spellStart"/>
       <w:r>
         <w:rPr>
           <w:rFonts w:ascii="DejaVu Sans Light" w:hAnsi="DejaVu Sans Light" w:cs="DejaVu Sans Light"/>
           <w:b/>
           <w:bCs/>
-          <w:color w:val="000000" w:themeColor="text1"/>
-          <w:sz w:val="18"/>
-          <w:szCs w:val="18"/>
-        </w:rPr>
-        <w:t>${</w:t>
-      </w:r>
-      <w:proofErr w:type="spellStart"/>
+          <w:sz w:val="18"/>
+          <w:szCs w:val="18"/>
+        </w:rPr>
+        <w:t>aval_direccion</w:t>
+      </w:r>
+      <w:proofErr w:type="spellEnd"/>
       <w:r>
         <w:rPr>
           <w:rFonts w:ascii="DejaVu Sans Light" w:hAnsi="DejaVu Sans Light" w:cs="DejaVu Sans Light"/>
           <w:b/>
           <w:bCs/>
-          <w:color w:val="000000" w:themeColor="text1"/>
-          <w:sz w:val="18"/>
-          <w:szCs w:val="18"/>
-        </w:rPr>
-        <w:t>empresa_nombre</w:t>
+          <w:sz w:val="18"/>
+          <w:szCs w:val="18"/>
+        </w:rPr>
+        <w:t>}</w:t>
+      </w:r>
+      <w:r>
+        <w:rPr>
+          <w:rFonts w:ascii="DejaVu Sans Light" w:hAnsi="DejaVu Sans Light" w:cs="DejaVu Sans Light"/>
+          <w:sz w:val="18"/>
+          <w:szCs w:val="18"/>
+        </w:rPr>
+        <w:t xml:space="preserve"> d</w:t>
+      </w:r>
+      <w:r>
+        <w:rPr>
+          <w:rFonts w:ascii="DejaVu Sans Light" w:hAnsi="DejaVu Sans Light" w:cs="DejaVu Sans Light"/>
+          <w:sz w:val="18"/>
+          <w:szCs w:val="18"/>
+        </w:rPr>
+        <w:t xml:space="preserve">eclaro que </w:t>
+      </w:r>
+      <w:proofErr w:type="spellStart"/>
+      <w:r>
+        <w:rPr>
+          <w:rFonts w:ascii="DejaVu Sans Light" w:hAnsi="DejaVu Sans Light" w:cs="DejaVu Sans Light"/>
+          <w:sz w:val="18"/>
+          <w:szCs w:val="18"/>
+        </w:rPr>
+        <w:t>avalizo</w:t>
       </w:r>
       <w:proofErr w:type="spellEnd"/>
       <w:r>
+        <w:rPr>
+          <w:rFonts w:ascii="DejaVu Sans Light" w:hAnsi="DejaVu Sans Light" w:cs="DejaVu Sans Light"/>
+          <w:sz w:val="18"/>
+          <w:szCs w:val="18"/>
+        </w:rPr>
+        <w:t xml:space="preserve"> en forma solidaria e incondicional el presente pagaré a favor del Acreedor, asumiendo las mismas obligaciones del Deudor Titular, en cumplimiento de lo dispuesto en el artículo 57 y con las formalidades del Título Segundo de las Garantías Personales, Capitulo Primero (DEL AVAL) y en aplicación de los artículos 120 al 125 de la ley de Títulos Valores N°27287.</w:t>
+      </w:r>
+    </w:p>
+    <w:p>
+      <w:pPr>
+        <w:jc w:val="both"/>
         <w:rPr>
           <w:rFonts w:ascii="DejaVu Sans Light" w:hAnsi="DejaVu Sans Light" w:cs="DejaVu Sans Light"/>
           <w:b/>
           <w:bCs/>
           <w:color w:val="000000" w:themeColor="text1"/>
-          <w:sz w:val="18"/>
-          <w:szCs w:val="18"/>
-        </w:rPr>
-        <w:t>}</w:t>
-      </w:r>
-      <w:r>
-        <w:rPr>
-          <w:rFonts w:ascii="DejaVu Sans Light" w:hAnsi="DejaVu Sans Light" w:cs="DejaVu Sans Light"/>
-          <w:color w:val="000000" w:themeColor="text1"/>
-          <w:sz w:val="18"/>
-          <w:szCs w:val="18"/>
-        </w:rPr>
-        <w:t xml:space="preserve"> hasta por el monto total de las deudas que se deriven del presente Titulo Valor, en cualquiera de sus oficinas.</w:t>
-      </w:r>
-    </w:p>
-    <w:p>
-      <w:pPr>
-        <w:tabs>
-          <w:tab w:val="left" w:pos="2520"/>
-        </w:tabs>
-        <w:spacing w:after="0"/>
-        <w:jc w:val="both"/>
-        <w:rPr>
-          <w:rFonts w:ascii="DejaVu Sans Light" w:hAnsi="DejaVu Sans Light" w:cs="DejaVu Sans Light"/>
-          <w:color w:val="000000" w:themeColor="text1"/>
-          <w:sz w:val="18"/>
-          <w:szCs w:val="18"/>
-        </w:rPr>
-      </w:pPr>
-    </w:p>
-    <w:p>
-      <w:pPr>
-        <w:tabs>
-          <w:tab w:val="left" w:pos="2520"/>
-        </w:tabs>
-        <w:spacing w:after="0"/>
-        <w:jc w:val="both"/>
-        <w:rPr>
-          <w:rFonts w:ascii="DejaVu Sans Light" w:hAnsi="DejaVu Sans Light" w:cs="DejaVu Sans Light"/>
-          <w:color w:val="000000" w:themeColor="text1"/>
-          <w:sz w:val="18"/>
-          <w:szCs w:val="18"/>
-        </w:rPr>
-      </w:pPr>
-      <w:r>
-        <w:rPr>
-          <w:rFonts w:ascii="DejaVu Sans Light" w:hAnsi="DejaVu Sans Light" w:cs="DejaVu Sans Light"/>
-          <w:color w:val="000000" w:themeColor="text1"/>
-          <w:sz w:val="18"/>
-          <w:szCs w:val="18"/>
-        </w:rPr>
-        <w:t>Hago/Hacemos constar que esta fianza solidaria, la constituyo/constituimos por plazo indeterminado, de manera irrevocable, y quedará vigente hasta que sea totalmente pagada la obligación a la que sirve de garantía, renunciando al plazo de requerimiento a que se refiere el artículo 1899 del código civil.</w:t>
-      </w:r>
-    </w:p>
-    <w:p>
-      <w:pPr>
-        <w:tabs>
-          <w:tab w:val="left" w:pos="2520"/>
-        </w:tabs>
-        <w:spacing w:after="0"/>
-        <w:jc w:val="both"/>
-        <w:rPr>
-          <w:rFonts w:ascii="DejaVu Sans Light" w:hAnsi="DejaVu Sans Light" w:cs="DejaVu Sans Light"/>
-          <w:color w:val="000000" w:themeColor="text1"/>
-          <w:sz w:val="18"/>
-          <w:szCs w:val="18"/>
-        </w:rPr>
-      </w:pPr>
-    </w:p>
-    <w:p>
-      <w:pPr>
-        <w:tabs>
-          <w:tab w:val="left" w:pos="2520"/>
-        </w:tabs>
-        <w:spacing w:after="0"/>
-        <w:jc w:val="both"/>
-        <w:rPr>
-          <w:rFonts w:ascii="DejaVu Sans Light" w:hAnsi="DejaVu Sans Light" w:cs="DejaVu Sans Light"/>
-          <w:color w:val="000000" w:themeColor="text1"/>
-          <w:sz w:val="18"/>
-          <w:szCs w:val="18"/>
-        </w:rPr>
-      </w:pPr>
-      <w:r>
-        <w:rPr>
-          <w:rFonts w:ascii="DejaVu Sans Light" w:hAnsi="DejaVu Sans Light" w:cs="DejaVu Sans Light"/>
-          <w:color w:val="000000" w:themeColor="text1"/>
-          <w:sz w:val="18"/>
-          <w:szCs w:val="18"/>
-        </w:rPr>
-        <w:t>Acepto/aceptamos desde ahora todas las prórrogas que el tenedor tenga a bien conceder a mi/nuestro garantizado aun cuando no estén suscritas por él y sin que sea necesario que se me/nos comunique(n).</w:t>
-      </w:r>
-    </w:p>
-    <w:p>
-      <w:pPr>
-        <w:tabs>
-          <w:tab w:val="left" w:pos="2520"/>
-        </w:tabs>
-        <w:spacing w:after="0"/>
-        <w:jc w:val="both"/>
-        <w:rPr>
-          <w:rFonts w:ascii="DejaVu Sans Light" w:hAnsi="DejaVu Sans Light" w:cs="DejaVu Sans Light"/>
-          <w:color w:val="000000" w:themeColor="text1"/>
-          <w:sz w:val="18"/>
-          <w:szCs w:val="18"/>
-        </w:rPr>
-      </w:pPr>
-    </w:p>
-    <w:p>
-      <w:pPr>
-        <w:tabs>
-          <w:tab w:val="left" w:pos="2520"/>
-        </w:tabs>
-        <w:spacing w:after="0"/>
-        <w:jc w:val="both"/>
-        <w:rPr>
-          <w:rFonts w:ascii="DejaVu Sans Light" w:hAnsi="DejaVu Sans Light" w:cs="DejaVu Sans Light"/>
-          <w:color w:val="000000" w:themeColor="text1"/>
-          <w:sz w:val="18"/>
-          <w:szCs w:val="18"/>
-        </w:rPr>
-      </w:pPr>
-      <w:r>
-        <w:rPr>
-          <w:rFonts w:ascii="DejaVu Sans Light" w:hAnsi="DejaVu Sans Light" w:cs="DejaVu Sans Light"/>
-          <w:color w:val="000000" w:themeColor="text1"/>
-          <w:sz w:val="18"/>
-          <w:szCs w:val="18"/>
-        </w:rPr>
-        <w:t>De conformidad con el artículo 1233 del código civil, la emisión, prorroga o renovación del pagare no extinguirá en ningún caso la obligación principal y primigenia, aun cuando se perjudique por cualquier causa.</w:t>
-      </w:r>
-    </w:p>
-    <w:p>
-      <w:pPr>
-        <w:tabs>
-          <w:tab w:val="left" w:pos="2520"/>
-        </w:tabs>
-        <w:spacing w:after="0"/>
-        <w:jc w:val="both"/>
-        <w:rPr>
-          <w:rFonts w:ascii="DejaVu Sans Light" w:hAnsi="DejaVu Sans Light" w:cs="DejaVu Sans Light"/>
-          <w:color w:val="000000" w:themeColor="text1"/>
-          <w:sz w:val="18"/>
-          <w:szCs w:val="18"/>
-        </w:rPr>
-      </w:pPr>
-    </w:p>
-    <w:p>
-      <w:pPr>
-        <w:tabs>
-          <w:tab w:val="left" w:pos="2520"/>
-        </w:tabs>
-        <w:spacing w:after="0"/>
-        <w:jc w:val="both"/>
-        <w:rPr>
-          <w:rFonts w:ascii="DejaVu Sans Light" w:hAnsi="DejaVu Sans Light" w:cs="DejaVu Sans Light"/>
-          <w:color w:val="000000" w:themeColor="text1"/>
-          <w:sz w:val="18"/>
-          <w:szCs w:val="18"/>
-        </w:rPr>
-      </w:pPr>
-      <w:r>
-        <w:rPr>
-          <w:rFonts w:ascii="DejaVu Sans Light" w:hAnsi="DejaVu Sans Light" w:cs="DejaVu Sans Light"/>
-          <w:color w:val="000000" w:themeColor="text1"/>
-          <w:sz w:val="18"/>
-          <w:szCs w:val="18"/>
-        </w:rPr>
-        <w:t>Autorizo/autorizamos la destrucción del presente título a su cancelación de conformidad con el artículo 17.2 de la ley N° 27287, Ley de Títulos valores.</w:t>
-      </w:r>
-    </w:p>
-    <w:p>
-      <w:pPr>
-        <w:tabs>
-          <w:tab w:val="left" w:pos="2520"/>
-        </w:tabs>
-        <w:spacing w:after="0"/>
-        <w:jc w:val="both"/>
-        <w:rPr>
-          <w:rFonts w:ascii="DejaVu Sans Light" w:hAnsi="DejaVu Sans Light" w:cs="DejaVu Sans Light"/>
-          <w:color w:val="000000" w:themeColor="text1"/>
-          <w:sz w:val="18"/>
-          <w:szCs w:val="18"/>
-        </w:rPr>
-      </w:pPr>
-    </w:p>
-    <w:p>
-      <w:pPr>
-        <w:tabs>
-          <w:tab w:val="left" w:pos="2520"/>
-        </w:tabs>
-        <w:spacing w:after="0"/>
-        <w:jc w:val="both"/>
-        <w:rPr>
-          <w:rFonts w:ascii="DejaVu Sans Light" w:hAnsi="DejaVu Sans Light" w:cs="DejaVu Sans Light"/>
-          <w:color w:val="000000" w:themeColor="text1"/>
-          <w:sz w:val="18"/>
-          <w:szCs w:val="18"/>
-        </w:rPr>
-      </w:pPr>
-      <w:r>
-        <w:rPr>
-          <w:rFonts w:ascii="DejaVu Sans Light" w:hAnsi="DejaVu Sans Light" w:cs="DejaVu Sans Light"/>
-          <w:color w:val="000000" w:themeColor="text1"/>
-          <w:sz w:val="18"/>
-          <w:szCs w:val="18"/>
-        </w:rPr>
-        <w:t xml:space="preserve">Asimismo, queda establecido que mi/nuestro domicilio es el consignado en el presente documento. Además, en caso de ejecución judicial renuncio/renunciamos a la ley del domicilio, y a cuantas puedan favorecerme/favorecernos en juicio y fuera de él. Toda comunicación de requerimiento que </w:t>
-      </w:r>
-      <w:r>
-        <w:rPr>
-          <w:rFonts w:ascii="DejaVu Sans Light" w:hAnsi="DejaVu Sans Light" w:cs="DejaVu Sans Light"/>
-          <w:b/>
-          <w:bCs/>
-          <w:color w:val="000000" w:themeColor="text1"/>
-          <w:sz w:val="18"/>
-          <w:szCs w:val="18"/>
-        </w:rPr>
-        <w:t>${</w:t>
-      </w:r>
-      <w:proofErr w:type="spellStart"/>
-      <w:r>
-        <w:rPr>
-          <w:rFonts w:ascii="DejaVu Sans Light" w:hAnsi="DejaVu Sans Light" w:cs="DejaVu Sans Light"/>
-          <w:b/>
-          <w:bCs/>
-          <w:color w:val="000000" w:themeColor="text1"/>
-          <w:sz w:val="18"/>
-          <w:szCs w:val="18"/>
-        </w:rPr>
-        <w:t>empresa_nombre</w:t>
-      </w:r>
-      <w:proofErr w:type="spellEnd"/>
-      <w:r>
-        <w:rPr>
-          <w:rFonts w:ascii="DejaVu Sans Light" w:hAnsi="DejaVu Sans Light" w:cs="DejaVu Sans Light"/>
-          <w:b/>
-          <w:bCs/>
-          <w:color w:val="000000" w:themeColor="text1"/>
-          <w:sz w:val="18"/>
-          <w:szCs w:val="18"/>
-        </w:rPr>
-        <w:t>}</w:t>
-      </w:r>
-      <w:r>
-        <w:rPr>
-          <w:rFonts w:ascii="DejaVu Sans Light" w:hAnsi="DejaVu Sans Light" w:cs="DejaVu Sans Light"/>
-          <w:color w:val="000000" w:themeColor="text1"/>
-          <w:sz w:val="18"/>
-          <w:szCs w:val="18"/>
-        </w:rPr>
-        <w:t xml:space="preserve"> curse para que sea honrada la Fianza Solidaria, podrá ser hecha mediante fax, telex, carta notarial o judicial o mediante simple comunicación escrita directa con cargo de recepción en el domicilio señalada en el presente documento, o mediante carta notarial dirigida al mismo domicilio del “cliente garantizado”, la que sufrirá plenos efectos.</w:t>
-      </w:r>
-    </w:p>
-    <w:p>
-      <w:pPr>
-        <w:tabs>
-          <w:tab w:val="left" w:pos="2520"/>
-        </w:tabs>
-        <w:spacing w:after="0"/>
-        <w:jc w:val="both"/>
-        <w:rPr>
-          <w:rFonts w:ascii="DejaVu Sans Light" w:hAnsi="DejaVu Sans Light" w:cs="DejaVu Sans Light"/>
-          <w:color w:val="000000" w:themeColor="text1"/>
-          <w:sz w:val="18"/>
-          <w:szCs w:val="18"/>
-        </w:rPr>
-      </w:pPr>
-    </w:p>
-    <w:p>
-      <w:pPr>
-        <w:tabs>
-          <w:tab w:val="left" w:pos="2520"/>
-        </w:tabs>
-        <w:spacing w:after="0"/>
-        <w:jc w:val="both"/>
-        <w:rPr>
-          <w:rFonts w:ascii="DejaVu Sans Light" w:hAnsi="DejaVu Sans Light" w:cs="DejaVu Sans Light"/>
-          <w:color w:val="000000" w:themeColor="text1"/>
-          <w:sz w:val="18"/>
-          <w:szCs w:val="18"/>
-        </w:rPr>
-      </w:pPr>
-      <w:r>
-        <w:rPr>
-          <w:rFonts w:ascii="DejaVu Sans Light" w:hAnsi="DejaVu Sans Light" w:cs="DejaVu Sans Light"/>
-          <w:color w:val="000000" w:themeColor="text1"/>
-          <w:sz w:val="18"/>
-          <w:szCs w:val="18"/>
-        </w:rPr>
-        <w:t xml:space="preserve">Dejo/dejamos constancia que el presente título valor es libremente negociable. En tal sentido, </w:t>
-      </w:r>
-      <w:r>
-        <w:rPr>
-          <w:rFonts w:ascii="DejaVu Sans Light" w:hAnsi="DejaVu Sans Light" w:cs="DejaVu Sans Light"/>
-          <w:b/>
-          <w:bCs/>
-          <w:color w:val="000000" w:themeColor="text1"/>
-          <w:sz w:val="18"/>
-          <w:szCs w:val="18"/>
-        </w:rPr>
-        <w:t>${</w:t>
-      </w:r>
-      <w:proofErr w:type="spellStart"/>
-      <w:r>
-        <w:rPr>
-          <w:rFonts w:ascii="DejaVu Sans Light" w:hAnsi="DejaVu Sans Light" w:cs="DejaVu Sans Light"/>
-          <w:b/>
-          <w:bCs/>
-          <w:color w:val="000000" w:themeColor="text1"/>
-          <w:sz w:val="18"/>
-          <w:szCs w:val="18"/>
-        </w:rPr>
-        <w:t>empresa_nombre</w:t>
-      </w:r>
-      <w:proofErr w:type="spellEnd"/>
-      <w:r>
-        <w:rPr>
-          <w:rFonts w:ascii="DejaVu Sans Light" w:hAnsi="DejaVu Sans Light" w:cs="DejaVu Sans Light"/>
-          <w:b/>
-          <w:bCs/>
-          <w:color w:val="000000" w:themeColor="text1"/>
-          <w:sz w:val="18"/>
-          <w:szCs w:val="18"/>
-        </w:rPr>
-        <w:t>}</w:t>
-      </w:r>
-      <w:r>
-        <w:rPr>
-          <w:rFonts w:ascii="DejaVu Sans Light" w:hAnsi="DejaVu Sans Light" w:cs="DejaVu Sans Light"/>
-          <w:color w:val="000000" w:themeColor="text1"/>
-          <w:sz w:val="18"/>
-          <w:szCs w:val="18"/>
-        </w:rPr>
-        <w:t xml:space="preserve"> podrá endosar en propiedad, garantía, procuración, en fidecomiso o transferir mediante cualquier otra forma permitida por ley.</w:t>
-      </w:r>
-    </w:p>
-    <w:p>
-      <w:pPr>
-        <w:tabs>
-          <w:tab w:val="left" w:pos="2520"/>
-        </w:tabs>
-        <w:spacing w:after="0"/>
-        <w:jc w:val="both"/>
-        <w:rPr>
-          <w:rFonts w:ascii="DejaVu Sans Light" w:hAnsi="DejaVu Sans Light" w:cs="DejaVu Sans Light"/>
-          <w:color w:val="000000" w:themeColor="text1"/>
-          <w:sz w:val="18"/>
-          <w:szCs w:val="18"/>
-        </w:rPr>
-      </w:pPr>
-    </w:p>
-    <w:p>
-      <w:pPr>
-        <w:tabs>
-          <w:tab w:val="left" w:pos="2520"/>
-        </w:tabs>
-        <w:spacing w:after="0"/>
-        <w:jc w:val="both"/>
-        <w:rPr>
-          <w:rFonts w:ascii="DejaVu Sans Light" w:hAnsi="DejaVu Sans Light" w:cs="DejaVu Sans Light"/>
-          <w:color w:val="000000" w:themeColor="text1"/>
-          <w:sz w:val="18"/>
-          <w:szCs w:val="18"/>
-        </w:rPr>
-      </w:pPr>
-      <w:r>
-        <w:rPr>
-          <w:rFonts w:ascii="DejaVu Sans Light" w:hAnsi="DejaVu Sans Light" w:cs="DejaVu Sans Light"/>
-          <w:color w:val="000000" w:themeColor="text1"/>
-          <w:sz w:val="18"/>
-          <w:szCs w:val="18"/>
-        </w:rPr>
-        <w:t>De conformidad con los mismos términos y calidad arriba expresados, declaro/declaramos haber leído y entendido su integridad el pagare encontrándolo conforme y aceptando todos sus términos, interviene(n) e/la (los/las) cónyuge(s) del(los) fiador(es) solidario(s) conforme al artículo 292 del código civil.</w:t>
-      </w:r>
+        </w:rPr>
+      </w:pPr>
+      <w:r>
+        <w:rPr>
+          <w:rFonts w:ascii="DejaVu Sans Light" w:hAnsi="DejaVu Sans Light" w:cs="DejaVu Sans Light"/>
+          <w:sz w:val="18"/>
+          <w:szCs w:val="18"/>
+        </w:rPr>
+        <w:t>Asimismo, manifiesto expresamente que el presenté pagaré queda excluido de protesto, conforme a lo establecido en la citada Ley, por lo que mi responsabilidad como AVALISTA se mantiene íntegra y solidaria aun sin necesidad de dicha formalidad</w:t>
+      </w:r>
+      <w:bookmarkEnd w:id="0"/>
+      <w:r>
+        <w:rPr>
+          <w:rFonts w:ascii="DejaVu Sans Light" w:hAnsi="DejaVu Sans Light" w:cs="DejaVu Sans Light"/>
+          <w:sz w:val="18"/>
+          <w:szCs w:val="18"/>
+        </w:rPr>
+        <w:t>.</w:t>
+      </w:r>
+    </w:p>
+    <w:p>
+      <w:pPr>
+        <w:jc w:val="center"/>
+        <w:rPr>
+          <w:rFonts w:ascii="DejaVu Sans Light" w:hAnsi="DejaVu Sans Light" w:cs="DejaVu Sans Light"/>
+          <w:color w:val="000000" w:themeColor="text1"/>
+          <w:sz w:val="18"/>
+          <w:szCs w:val="18"/>
+        </w:rPr>
+      </w:pPr>
     </w:p>
     <w:p>
       <w:pPr>
@@ -2702,7 +2308,18 @@
                                 <w:sz w:val="16"/>
                                 <w:szCs w:val="16"/>
                               </w:rPr>
-                              <w:t>FIADOR SOLIDARIO</w:t>
+                              <w:t>AVAL</w:t>
+                            </w:r>
+                            <w:r>
+                              <w:rPr>
+                                <w:rFonts w:ascii="DejaVu Sans Light" w:hAnsi="DejaVu Sans Light" w:cs="DejaVu Sans Light"/>
+                                <w:b/>
+                                <w:bCs/>
+                                <w:color w:val="000000" w:themeColor="text1"/>
+                                <w:sz w:val="16"/>
+                                <w:szCs w:val="16"/>
+                              </w:rPr>
+                              <w:t xml:space="preserve"> SOLIDARIO</w:t>
                             </w:r>
                             <w:r>
                               <w:rPr>
@@ -2936,7 +2553,7 @@
           </mc:Choice>
           <mc:Fallback>
             <w:pict>
-              <v:shape w14:anchorId="69C7C68F" id="_x0000_s1028" type="#_x0000_t202" style="position:absolute;margin-left:260.8pt;margin-top:57.3pt;width:262.5pt;height:110.6pt;z-index:251675648;visibility:visible;mso-wrap-style:square;mso-width-percent:0;mso-height-percent:200;mso-wrap-distance-left:9pt;mso-wrap-distance-top:3.6pt;mso-wrap-distance-right:9pt;mso-wrap-distance-bottom:3.6pt;mso-position-horizontal:absolute;mso-position-horizontal-relative:margin;mso-position-vertical:absolute;mso-position-vertical-relative:text;mso-width-percent:0;mso-height-percent:200;mso-width-relative:margin;mso-height-relative:margin;v-text-anchor:top" o:gfxdata="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" stroked="f">
+              <v:shape w14:anchorId="69C7C68F" id="_x0000_s1028" type="#_x0000_t202" style="position:absolute;margin-left:260.8pt;margin-top:57.3pt;width:262.5pt;height:110.6pt;z-index:251675648;visibility:visible;mso-wrap-style:square;mso-width-percent:0;mso-height-percent:200;mso-wrap-distance-left:9pt;mso-wrap-distance-top:3.6pt;mso-wrap-distance-right:9pt;mso-wrap-distance-bottom:3.6pt;mso-position-horizontal:absolute;mso-position-horizontal-relative:margin;mso-position-vertical:absolute;mso-position-vertical-relative:text;mso-width-percent:0;mso-height-percent:200;mso-width-relative:margin;mso-height-relative:margin;v-text-anchor:top" o:gfxdata="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" stroked="f">
                 <v:textbox style="mso-fit-shape-to-text:t">
                   <w:txbxContent>
                     <w:p>
@@ -2963,7 +2580,18 @@
                           <w:sz w:val="16"/>
                           <w:szCs w:val="16"/>
                         </w:rPr>
-                        <w:t>FIADOR SOLIDARIO</w:t>
+                        <w:t>AVAL</w:t>
+                      </w:r>
+                      <w:r>
+                        <w:rPr>
+                          <w:rFonts w:ascii="DejaVu Sans Light" w:hAnsi="DejaVu Sans Light" w:cs="DejaVu Sans Light"/>
+                          <w:b/>
+                          <w:bCs/>
+                          <w:color w:val="000000" w:themeColor="text1"/>
+                          <w:sz w:val="16"/>
+                          <w:szCs w:val="16"/>
+                        </w:rPr>
+                        <w:t xml:space="preserve"> SOLIDARIO</w:t>
                       </w:r>
                       <w:r>
                         <w:rPr>
@@ -3262,7 +2890,18 @@
                                 <w:sz w:val="16"/>
                                 <w:szCs w:val="16"/>
                               </w:rPr>
-                              <w:t>FIADOR SOLIDARIO</w:t>
+                              <w:t>AVAL</w:t>
+                            </w:r>
+                            <w:r>
+                              <w:rPr>
+                                <w:rFonts w:ascii="DejaVu Sans Light" w:hAnsi="DejaVu Sans Light" w:cs="DejaVu Sans Light"/>
+                                <w:b/>
+                                <w:bCs/>
+                                <w:color w:val="000000" w:themeColor="text1"/>
+                                <w:sz w:val="16"/>
+                                <w:szCs w:val="16"/>
+                              </w:rPr>
+                              <w:t xml:space="preserve"> SOLIDARIO</w:t>
                             </w:r>
                             <w:r>
                               <w:rPr>
@@ -3469,7 +3108,7 @@
           </mc:Choice>
           <mc:Fallback>
             <w:pict>
-              <v:shape w14:anchorId="20138E2D" id="_x0000_s1029" type="#_x0000_t202" style="position:absolute;margin-left:0;margin-top:57.1pt;width:256.5pt;height:110.6pt;z-index:251674624;visibility:visible;mso-wrap-style:square;mso-width-percent:0;mso-height-percent:200;mso-wrap-distance-left:9pt;mso-wrap-distance-top:3.6pt;mso-wrap-distance-right:9pt;mso-wrap-distance-bottom:3.6pt;mso-position-horizontal:absolute;mso-position-horizontal-relative:margin;mso-position-vertical:absolute;mso-position-vertical-relative:text;mso-width-percent:0;mso-height-percent:200;mso-width-relative:margin;mso-height-relative:margin;v-text-anchor:top" o:gfxdata="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" stroked="f">
+              <v:shape w14:anchorId="20138E2D" id="_x0000_s1029" type="#_x0000_t202" style="position:absolute;margin-left:0;margin-top:57.1pt;width:256.5pt;height:110.6pt;z-index:251674624;visibility:visible;mso-wrap-style:square;mso-width-percent:0;mso-height-percent:200;mso-wrap-distance-left:9pt;mso-wrap-distance-top:3.6pt;mso-wrap-distance-right:9pt;mso-wrap-distance-bottom:3.6pt;mso-position-horizontal:absolute;mso-position-horizontal-relative:margin;mso-position-vertical:absolute;mso-position-vertical-relative:text;mso-width-percent:0;mso-height-percent:200;mso-width-relative:margin;mso-height-relative:margin;v-text-anchor:top" o:gfxdata="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" stroked="f">
                 <v:textbox style="mso-fit-shape-to-text:t">
                   <w:txbxContent>
                     <w:p>
@@ -3496,7 +3135,18 @@
                           <w:sz w:val="16"/>
                           <w:szCs w:val="16"/>
                         </w:rPr>
-                        <w:t>FIADOR SOLIDARIO</w:t>
+                        <w:t>AVAL</w:t>
+                      </w:r>
+                      <w:r>
+                        <w:rPr>
+                          <w:rFonts w:ascii="DejaVu Sans Light" w:hAnsi="DejaVu Sans Light" w:cs="DejaVu Sans Light"/>
+                          <w:b/>
+                          <w:bCs/>
+                          <w:color w:val="000000" w:themeColor="text1"/>
+                          <w:sz w:val="16"/>
+                          <w:szCs w:val="16"/>
+                        </w:rPr>
+                        <w:t xml:space="preserve"> SOLIDARIO</w:t>
                       </w:r>
                       <w:r>
                         <w:rPr>
@@ -3705,7 +3355,7 @@
 </file>
 
 <file path=word/endnotes.xml><?xml version="1.0" encoding="utf-8"?>
-<w:endnotes xmlns:wpc="http://schemas.microsoft.com/office/word/2010/wordprocessingCanvas" xmlns:cx="http://schemas.microsoft.com/office/drawing/2014/chartex" xmlns:cx1="http://schemas.microsoft.com/office/drawing/2015/9/8/chartex" xmlns:cx2="http://schemas.microsoft.com/office/drawing/2015/10/21/chartex" xmlns:cx3="http://schemas.microsoft.com/office/drawing/2016/5/9/chartex" xmlns:cx4="http://schemas.microsoft.com/office/drawing/2016/5/10/chartex" xmlns:cx5="http://schemas.microsoft.com/office/drawing/2016/5/11/chartex" xmlns:cx6="http://schemas.microsoft.com/office/drawing/2016/5/12/chartex" xmlns:cx7="http://schemas.microsoft.com/office/drawing/2016/5/13/chartex" xmlns:cx8="http://schemas.microsoft.com/office/drawing/2016/5/14/chartex" xmlns:mc="http://schemas.openxmlformats.org/markup-compatibility/2006" xmlns:aink="http://schemas.microsoft.com/office/drawing/2016/ink" xmlns:am3d="http://schemas.microsoft.com/office/drawing/2017/model3d" xmlns:o="urn:schemas-microsoft-com:office:office" xmlns:r="http://schemas.openxmlformats.org/officeDocument/2006/relationships" xmlns:m="http://schemas.openxmlformats.org/officeDocument/2006/math" xmlns:v="urn:schemas-microsoft-com:vml" xmlns:wp14="http://schemas.microsoft.com/office/word/2010/wordprocessingDrawing" xmlns:wp="http://schemas.openxmlformats.org/drawingml/2006/wordprocessingDrawing" xmlns:w10="urn:schemas-microsoft-com:office:word" xmlns:w="http://schemas.openxmlformats.org/wordprocessingml/2006/main" xmlns:w14="http://schemas.microsoft.com/office/word/2010/wordml" xmlns:w15="http://schemas.microsoft.com/office/word/2012/wordml" xmlns:w16cex="http://schemas.microsoft.com/office/word/2018/wordml/cex" xmlns:w16cid="http://schemas.microsoft.com/office/word/2016/wordml/cid" xmlns:w16="http://schemas.microsoft.com/office/word/2018/wordml" xmlns:w16sdtdh="http://schemas.microsoft.com/office/word/2020/wordml/sdtdatahash" xmlns:w16se="http://schemas.microsoft.com/office/word/2015/wordml/symex" xmlns:wpg="http://schemas.microsoft.com/office/word/2010/wordprocessingGroup" xmlns:wpi="http://schemas.microsoft.com/office/word/2010/wordprocessingInk" xmlns:wne="http://schemas.microsoft.com/office/word/2006/wordml" xmlns:wps="http://schemas.microsoft.com/office/word/2010/wordprocessingShape" mc:Ignorable="w14 w15 w16se w16cid w16 w16cex w16sdtdh wp14">
+<w:endnotes xmlns:wpc="http://schemas.microsoft.com/office/word/2010/wordprocessingCanvas" xmlns:cx="http://schemas.microsoft.com/office/drawing/2014/chartex" xmlns:cx1="http://schemas.microsoft.com/office/drawing/2015/9/8/chartex" xmlns:cx2="http://schemas.microsoft.com/office/drawing/2015/10/21/chartex" xmlns:cx3="http://schemas.microsoft.com/office/drawing/2016/5/9/chartex" xmlns:cx4="http://schemas.microsoft.com/office/drawing/2016/5/10/chartex" xmlns:cx5="http://schemas.microsoft.com/office/drawing/2016/5/11/chartex" xmlns:cx6="http://schemas.microsoft.com/office/drawing/2016/5/12/chartex" xmlns:cx7="http://schemas.microsoft.com/office/drawing/2016/5/13/chartex" xmlns:cx8="http://schemas.microsoft.com/office/drawing/2016/5/14/chartex" xmlns:mc="http://schemas.openxmlformats.org/markup-compatibility/2006" xmlns:aink="http://schemas.microsoft.com/office/drawing/2016/ink" xmlns:am3d="http://schemas.microsoft.com/office/drawing/2017/model3d" xmlns:o="urn:schemas-microsoft-com:office:office" xmlns:oel="http://schemas.microsoft.com/office/2019/extlst" xmlns:r="http://schemas.openxmlformats.org/officeDocument/2006/relationships" xmlns:m="http://schemas.openxmlformats.org/officeDocument/2006/math" xmlns:v="urn:schemas-microsoft-com:vml" xmlns:wp14="http://schemas.microsoft.com/office/word/2010/wordprocessingDrawing" xmlns:wp="http://schemas.openxmlformats.org/drawingml/2006/wordprocessingDrawing" xmlns:w10="urn:schemas-microsoft-com:office:word" xmlns:w="http://schemas.openxmlformats.org/wordprocessingml/2006/main" xmlns:w14="http://schemas.microsoft.com/office/word/2010/wordml" xmlns:w15="http://schemas.microsoft.com/office/word/2012/wordml" xmlns:w16cex="http://schemas.microsoft.com/office/word/2018/wordml/cex" xmlns:w16cid="http://schemas.microsoft.com/office/word/2016/wordml/cid" xmlns:w16="http://schemas.microsoft.com/office/word/2018/wordml" xmlns:w16sdtdh="http://schemas.microsoft.com/office/word/2020/wordml/sdtdatahash" xmlns:w16se="http://schemas.microsoft.com/office/word/2015/wordml/symex" xmlns:wpg="http://schemas.microsoft.com/office/word/2010/wordprocessingGroup" xmlns:wpi="http://schemas.microsoft.com/office/word/2010/wordprocessingInk" xmlns:wne="http://schemas.microsoft.com/office/word/2006/wordml" xmlns:wps="http://schemas.microsoft.com/office/word/2010/wordprocessingShape" mc:Ignorable="w14 w15 w16se w16cid w16 w16cex w16sdtdh wp14">
   <w:endnote w:type="separator" w:id="-1">
     <w:p>
       <w:pPr>
@@ -3730,7 +3380,7 @@
 </file>
 
 <file path=word/footnotes.xml><?xml version="1.0" encoding="utf-8"?>
-<w:footnotes xmlns:wpc="http://schemas.microsoft.com/office/word/2010/wordprocessingCanvas" xmlns:cx="http://schemas.microsoft.com/office/drawing/2014/chartex" xmlns:cx1="http://schemas.microsoft.com/office/drawing/2015/9/8/chartex" xmlns:cx2="http://schemas.microsoft.com/office/drawing/2015/10/21/chartex" xmlns:cx3="http://schemas.microsoft.com/office/drawing/2016/5/9/chartex" xmlns:cx4="http://schemas.microsoft.com/office/drawing/2016/5/10/chartex" xmlns:cx5="http://schemas.microsoft.com/office/drawing/2016/5/11/chartex" xmlns:cx6="http://schemas.microsoft.com/office/drawing/2016/5/12/chartex" xmlns:cx7="http://schemas.microsoft.com/office/drawing/2016/5/13/chartex" xmlns:cx8="http://schemas.microsoft.com/office/drawing/2016/5/14/chartex" xmlns:mc="http://schemas.openxmlformats.org/markup-compatibility/2006" xmlns:aink="http://schemas.microsoft.com/office/drawing/2016/ink" xmlns:am3d="http://schemas.microsoft.com/office/drawing/2017/model3d" xmlns:o="urn:schemas-microsoft-com:office:office" xmlns:r="http://schemas.openxmlformats.org/officeDocument/2006/relationships" xmlns:m="http://schemas.openxmlformats.org/officeDocument/2006/math" xmlns:v="urn:schemas-microsoft-com:vml" xmlns:wp14="http://schemas.microsoft.com/office/word/2010/wordprocessingDrawing" xmlns:wp="http://schemas.openxmlformats.org/drawingml/2006/wordprocessingDrawing" xmlns:w10="urn:schemas-microsoft-com:office:word" xmlns:w="http://schemas.openxmlformats.org/wordprocessingml/2006/main" xmlns:w14="http://schemas.microsoft.com/office/word/2010/wordml" xmlns:w15="http://schemas.microsoft.com/office/word/2012/wordml" xmlns:w16cex="http://schemas.microsoft.com/office/word/2018/wordml/cex" xmlns:w16cid="http://schemas.microsoft.com/office/word/2016/wordml/cid" xmlns:w16="http://schemas.microsoft.com/office/word/2018/wordml" xmlns:w16sdtdh="http://schemas.microsoft.com/office/word/2020/wordml/sdtdatahash" xmlns:w16se="http://schemas.microsoft.com/office/word/2015/wordml/symex" xmlns:wpg="http://schemas.microsoft.com/office/word/2010/wordprocessingGroup" xmlns:wpi="http://schemas.microsoft.com/office/word/2010/wordprocessingInk" xmlns:wne="http://schemas.microsoft.com/office/word/2006/wordml" xmlns:wps="http://schemas.microsoft.com/office/word/2010/wordprocessingShape" mc:Ignorable="w14 w15 w16se w16cid w16 w16cex w16sdtdh wp14">
+<w:footnotes xmlns:wpc="http://schemas.microsoft.com/office/word/2010/wordprocessingCanvas" xmlns:cx="http://schemas.microsoft.com/office/drawing/2014/chartex" xmlns:cx1="http://schemas.microsoft.com/office/drawing/2015/9/8/chartex" xmlns:cx2="http://schemas.microsoft.com/office/drawing/2015/10/21/chartex" xmlns:cx3="http://schemas.microsoft.com/office/drawing/2016/5/9/chartex" xmlns:cx4="http://schemas.microsoft.com/office/drawing/2016/5/10/chartex" xmlns:cx5="http://schemas.microsoft.com/office/drawing/2016/5/11/chartex" xmlns:cx6="http://schemas.microsoft.com/office/drawing/2016/5/12/chartex" xmlns:cx7="http://schemas.microsoft.com/office/drawing/2016/5/13/chartex" xmlns:cx8="http://schemas.microsoft.com/office/drawing/2016/5/14/chartex" xmlns:mc="http://schemas.openxmlformats.org/markup-compatibility/2006" xmlns:aink="http://schemas.microsoft.com/office/drawing/2016/ink" xmlns:am3d="http://schemas.microsoft.com/office/drawing/2017/model3d" xmlns:o="urn:schemas-microsoft-com:office:office" xmlns:oel="http://schemas.microsoft.com/office/2019/extlst" xmlns:r="http://schemas.openxmlformats.org/officeDocument/2006/relationships" xmlns:m="http://schemas.openxmlformats.org/officeDocument/2006/math" xmlns:v="urn:schemas-microsoft-com:vml" xmlns:wp14="http://schemas.microsoft.com/office/word/2010/wordprocessingDrawing" xmlns:wp="http://schemas.openxmlformats.org/drawingml/2006/wordprocessingDrawing" xmlns:w10="urn:schemas-microsoft-com:office:word" xmlns:w="http://schemas.openxmlformats.org/wordprocessingml/2006/main" xmlns:w14="http://schemas.microsoft.com/office/word/2010/wordml" xmlns:w15="http://schemas.microsoft.com/office/word/2012/wordml" xmlns:w16cex="http://schemas.microsoft.com/office/word/2018/wordml/cex" xmlns:w16cid="http://schemas.microsoft.com/office/word/2016/wordml/cid" xmlns:w16="http://schemas.microsoft.com/office/word/2018/wordml" xmlns:w16sdtdh="http://schemas.microsoft.com/office/word/2020/wordml/sdtdatahash" xmlns:w16se="http://schemas.microsoft.com/office/word/2015/wordml/symex" xmlns:wpg="http://schemas.microsoft.com/office/word/2010/wordprocessingGroup" xmlns:wpi="http://schemas.microsoft.com/office/word/2010/wordprocessingInk" xmlns:wne="http://schemas.microsoft.com/office/word/2006/wordml" xmlns:wps="http://schemas.microsoft.com/office/word/2010/wordprocessingShape" mc:Ignorable="w14 w15 w16se w16cid w16 w16cex w16sdtdh wp14">
   <w:footnote w:type="separator" w:id="-1">
     <w:p>
       <w:pPr>
@@ -3755,10 +3405,9 @@
 </file>
 
 <file path=word/header1.xml><?xml version="1.0" encoding="utf-8"?>
-<w:hdr xmlns:wpc="http://schemas.microsoft.com/office/word/2010/wordprocessingCanvas" xmlns:cx="http://schemas.microsoft.com/office/drawing/2014/chartex" xmlns:cx1="http://schemas.microsoft.com/office/drawing/2015/9/8/chartex" xmlns:cx2="http://schemas.microsoft.com/office/drawing/2015/10/21/chartex" xmlns:cx3="http://schemas.microsoft.com/office/drawing/2016/5/9/chartex" xmlns:cx4="http://schemas.microsoft.com/office/drawing/2016/5/10/chartex" xmlns:cx5="http://schemas.microsoft.com/office/drawing/2016/5/11/chartex" xmlns:cx6="http://schemas.microsoft.com/office/drawing/2016/5/12/chartex" xmlns:cx7="http://schemas.microsoft.com/office/drawing/2016/5/13/chartex" xmlns:cx8="http://schemas.microsoft.com/office/drawing/2016/5/14/chartex" xmlns:mc="http://schemas.openxmlformats.org/markup-compatibility/2006" xmlns:aink="http://schemas.microsoft.com/office/drawing/2016/ink" xmlns:am3d="http://schemas.microsoft.com/office/drawing/2017/model3d" xmlns:o="urn:schemas-microsoft-com:office:office" xmlns:r="http://schemas.openxmlformats.org/officeDocument/2006/relationships" xmlns:m="http://schemas.openxmlformats.org/officeDocument/2006/math" xmlns:v="urn:schemas-microsoft-com:vml" xmlns:wp14="http://schemas.microsoft.com/office/word/2010/wordprocessingDrawing" xmlns:wp="http://schemas.openxmlformats.org/drawingml/2006/wordprocessingDrawing" xmlns:w10="urn:schemas-microsoft-com:office:word" xmlns:w="http://schemas.openxmlformats.org/wordprocessingml/2006/main" xmlns:w14="http://schemas.microsoft.com/office/word/2010/wordml" xmlns:w15="http://schemas.microsoft.com/office/word/2012/wordml" xmlns:w16cex="http://schemas.microsoft.com/office/word/2018/wordml/cex" xmlns:w16cid="http://schemas.microsoft.com/office/word/2016/wordml/cid" xmlns:w16="http://schemas.microsoft.com/office/word/2018/wordml" xmlns:w16sdtdh="http://schemas.microsoft.com/office/word/2020/wordml/sdtdatahash" xmlns:w16se="http://schemas.microsoft.com/office/word/2015/wordml/symex" xmlns:wpg="http://schemas.microsoft.com/office/word/2010/wordprocessingGroup" xmlns:wpi="http://schemas.microsoft.com/office/word/2010/wordprocessingInk" xmlns:wne="http://schemas.microsoft.com/office/word/2006/wordml" xmlns:wps="http://schemas.microsoft.com/office/word/2010/wordprocessingShape" mc:Ignorable="w14 w15 w16se w16cid w16 w16cex w16sdtdh wp14">
+<w:hdr xmlns:wpc="http://schemas.microsoft.com/office/word/2010/wordprocessingCanvas" xmlns:cx="http://schemas.microsoft.com/office/drawing/2014/chartex" xmlns:cx1="http://schemas.microsoft.com/office/drawing/2015/9/8/chartex" xmlns:cx2="http://schemas.microsoft.com/office/drawing/2015/10/21/chartex" xmlns:cx3="http://schemas.microsoft.com/office/drawing/2016/5/9/chartex" xmlns:cx4="http://schemas.microsoft.com/office/drawing/2016/5/10/chartex" xmlns:cx5="http://schemas.microsoft.com/office/drawing/2016/5/11/chartex" xmlns:cx6="http://schemas.microsoft.com/office/drawing/2016/5/12/chartex" xmlns:cx7="http://schemas.microsoft.com/office/drawing/2016/5/13/chartex" xmlns:cx8="http://schemas.microsoft.com/office/drawing/2016/5/14/chartex" xmlns:mc="http://schemas.openxmlformats.org/markup-compatibility/2006" xmlns:aink="http://schemas.microsoft.com/office/drawing/2016/ink" xmlns:am3d="http://schemas.microsoft.com/office/drawing/2017/model3d" xmlns:o="urn:schemas-microsoft-com:office:office" xmlns:oel="http://schemas.microsoft.com/office/2019/extlst" xmlns:r="http://schemas.openxmlformats.org/officeDocument/2006/relationships" xmlns:m="http://schemas.openxmlformats.org/officeDocument/2006/math" xmlns:v="urn:schemas-microsoft-com:vml" xmlns:wp14="http://schemas.microsoft.com/office/word/2010/wordprocessingDrawing" xmlns:wp="http://schemas.openxmlformats.org/drawingml/2006/wordprocessingDrawing" xmlns:w10="urn:schemas-microsoft-com:office:word" xmlns:w="http://schemas.openxmlformats.org/wordprocessingml/2006/main" xmlns:w14="http://schemas.microsoft.com/office/word/2010/wordml" xmlns:w15="http://schemas.microsoft.com/office/word/2012/wordml" xmlns:w16cex="http://schemas.microsoft.com/office/word/2018/wordml/cex" xmlns:w16cid="http://schemas.microsoft.com/office/word/2016/wordml/cid" xmlns:w16="http://schemas.microsoft.com/office/word/2018/wordml" xmlns:w16sdtdh="http://schemas.microsoft.com/office/word/2020/wordml/sdtdatahash" xmlns:w16se="http://schemas.microsoft.com/office/word/2015/wordml/symex" xmlns:wpg="http://schemas.microsoft.com/office/word/2010/wordprocessingGroup" xmlns:wpi="http://schemas.microsoft.com/office/word/2010/wordprocessingInk" xmlns:wne="http://schemas.microsoft.com/office/word/2006/wordml" xmlns:wps="http://schemas.microsoft.com/office/word/2010/wordprocessingShape" mc:Ignorable="w14 w15 w16se w16cid w16 w16cex w16sdtdh wp14">
   <w:p>
     <w:pPr>
-      <w:jc w:val="right"/>
       <w:rPr>
         <w:rFonts w:ascii="DejaVu Sans Light" w:hAnsi="DejaVu Sans Light" w:cs="DejaVu Sans Light"/>
         <w:color w:val="7F7F7F" w:themeColor="text1" w:themeTint="80"/>
@@ -3798,7 +3447,7 @@
 </file>
 
 <file path=word/numbering.xml><?xml version="1.0" encoding="utf-8"?>
-<w:numbering xmlns:wpc="http://schemas.microsoft.com/office/word/2010/wordprocessingCanvas" xmlns:cx="http://schemas.microsoft.com/office/drawing/2014/chartex" xmlns:cx1="http://schemas.microsoft.com/office/drawing/2015/9/8/chartex" xmlns:cx2="http://schemas.microsoft.com/office/drawing/2015/10/21/chartex" xmlns:cx3="http://schemas.microsoft.com/office/drawing/2016/5/9/chartex" xmlns:cx4="http://schemas.microsoft.com/office/drawing/2016/5/10/chartex" xmlns:cx5="http://schemas.microsoft.com/office/drawing/2016/5/11/chartex" xmlns:cx6="http://schemas.microsoft.com/office/drawing/2016/5/12/chartex" xmlns:cx7="http://schemas.microsoft.com/office/drawing/2016/5/13/chartex" xmlns:cx8="http://schemas.microsoft.com/office/drawing/2016/5/14/chartex" xmlns:mc="http://schemas.openxmlformats.org/markup-compatibility/2006" xmlns:aink="http://schemas.microsoft.com/office/drawing/2016/ink" xmlns:am3d="http://schemas.microsoft.com/office/drawing/2017/model3d" xmlns:o="urn:schemas-microsoft-com:office:office" xmlns:r="http://schemas.openxmlformats.org/officeDocument/2006/relationships" xmlns:m="http://schemas.openxmlformats.org/officeDocument/2006/math" xmlns:v="urn:schemas-microsoft-com:vml" xmlns:wp14="http://schemas.microsoft.com/office/word/2010/wordprocessingDrawing" xmlns:wp="http://schemas.openxmlformats.org/drawingml/2006/wordprocessingDrawing" xmlns:w10="urn:schemas-microsoft-com:office:word" xmlns:w="http://schemas.openxmlformats.org/wordprocessingml/2006/main" xmlns:w14="http://schemas.microsoft.com/office/word/2010/wordml" xmlns:w15="http://schemas.microsoft.com/office/word/2012/wordml" xmlns:w16cex="http://schemas.microsoft.com/office/word/2018/wordml/cex" xmlns:w16cid="http://schemas.microsoft.com/office/word/2016/wordml/cid" xmlns:w16="http://schemas.microsoft.com/office/word/2018/wordml" xmlns:w16sdtdh="http://schemas.microsoft.com/office/word/2020/wordml/sdtdatahash" xmlns:w16se="http://schemas.microsoft.com/office/word/2015/wordml/symex" xmlns:wpg="http://schemas.microsoft.com/office/word/2010/wordprocessingGroup" xmlns:wpi="http://schemas.microsoft.com/office/word/2010/wordprocessingInk" xmlns:wne="http://schemas.microsoft.com/office/word/2006/wordml" xmlns:wps="http://schemas.microsoft.com/office/word/2010/wordprocessingShape" mc:Ignorable="w14 w15 w16se w16cid w16 w16cex w16sdtdh wp14">
+<w:numbering xmlns:wpc="http://schemas.microsoft.com/office/word/2010/wordprocessingCanvas" xmlns:cx="http://schemas.microsoft.com/office/drawing/2014/chartex" xmlns:cx1="http://schemas.microsoft.com/office/drawing/2015/9/8/chartex" xmlns:cx2="http://schemas.microsoft.com/office/drawing/2015/10/21/chartex" xmlns:cx3="http://schemas.microsoft.com/office/drawing/2016/5/9/chartex" xmlns:cx4="http://schemas.microsoft.com/office/drawing/2016/5/10/chartex" xmlns:cx5="http://schemas.microsoft.com/office/drawing/2016/5/11/chartex" xmlns:cx6="http://schemas.microsoft.com/office/drawing/2016/5/12/chartex" xmlns:cx7="http://schemas.microsoft.com/office/drawing/2016/5/13/chartex" xmlns:cx8="http://schemas.microsoft.com/office/drawing/2016/5/14/chartex" xmlns:mc="http://schemas.openxmlformats.org/markup-compatibility/2006" xmlns:aink="http://schemas.microsoft.com/office/drawing/2016/ink" xmlns:am3d="http://schemas.microsoft.com/office/drawing/2017/model3d" xmlns:o="urn:schemas-microsoft-com:office:office" xmlns:oel="http://schemas.microsoft.com/office/2019/extlst" xmlns:r="http://schemas.openxmlformats.org/officeDocument/2006/relationships" xmlns:m="http://schemas.openxmlformats.org/officeDocument/2006/math" xmlns:v="urn:schemas-microsoft-com:vml" xmlns:wp14="http://schemas.microsoft.com/office/word/2010/wordprocessingDrawing" xmlns:wp="http://schemas.openxmlformats.org/drawingml/2006/wordprocessingDrawing" xmlns:w10="urn:schemas-microsoft-com:office:word" xmlns:w="http://schemas.openxmlformats.org/wordprocessingml/2006/main" xmlns:w14="http://schemas.microsoft.com/office/word/2010/wordml" xmlns:w15="http://schemas.microsoft.com/office/word/2012/wordml" xmlns:w16cex="http://schemas.microsoft.com/office/word/2018/wordml/cex" xmlns:w16cid="http://schemas.microsoft.com/office/word/2016/wordml/cid" xmlns:w16="http://schemas.microsoft.com/office/word/2018/wordml" xmlns:w16sdtdh="http://schemas.microsoft.com/office/word/2020/wordml/sdtdatahash" xmlns:w16se="http://schemas.microsoft.com/office/word/2015/wordml/symex" xmlns:wpg="http://schemas.microsoft.com/office/word/2010/wordprocessingGroup" xmlns:wpi="http://schemas.microsoft.com/office/word/2010/wordprocessingInk" xmlns:wne="http://schemas.microsoft.com/office/word/2006/wordml" xmlns:wps="http://schemas.microsoft.com/office/word/2010/wordprocessingShape" mc:Ignorable="w14 w15 w16se w16cid w16 w16cex w16sdtdh wp14">
   <w:abstractNum w:abstractNumId="0" w15:restartNumberingAfterBreak="0">
     <w:nsid w:val="03C95ABE"/>
     <w:multiLevelType w:val="hybridMultilevel"/>
@@ -4315,22 +3964,22 @@
       </w:pPr>
     </w:lvl>
   </w:abstractNum>
-  <w:num w:numId="1">
+  <w:num w:numId="1" w16cid:durableId="1080558671">
     <w:abstractNumId w:val="2"/>
   </w:num>
-  <w:num w:numId="2">
+  <w:num w:numId="2" w16cid:durableId="984361589">
     <w:abstractNumId w:val="1"/>
   </w:num>
-  <w:num w:numId="3">
+  <w:num w:numId="3" w16cid:durableId="1315332315">
     <w:abstractNumId w:val="5"/>
   </w:num>
-  <w:num w:numId="4">
+  <w:num w:numId="4" w16cid:durableId="1174540323">
     <w:abstractNumId w:val="0"/>
   </w:num>
-  <w:num w:numId="5">
+  <w:num w:numId="5" w16cid:durableId="1303002210">
     <w:abstractNumId w:val="4"/>
   </w:num>
-  <w:num w:numId="6">
+  <w:num w:numId="6" w16cid:durableId="1641888236">
     <w:abstractNumId w:val="3"/>
   </w:num>
 </w:numbering>
